--- a/fiction/drafts/clip_psionics_20250608-0448.docx
+++ b/fiction/drafts/clip_psionics_20250608-0448.docx
@@ -1,20 +1,20 @@
 
 <file path=word/document.xml><?xml version="1.0" encoding="utf-8"?>
-<w:document xmlns:ve="http://schemas.openxmlformats.org/markup-compatibility/2006" xmlns:o="urn:schemas-microsoft-com:office:office" xmlns:r="http://schemas.openxmlformats.org/officeDocument/2006/relationships" xmlns:m="http://schemas.openxmlformats.org/officeDocument/2006/math" xmlns:v="urn:schemas-microsoft-com:vml" xmlns:wp="http://schemas.openxmlformats.org/drawingml/2006/wordprocessingDrawing" xmlns:w10="urn:schemas-microsoft-com:office:word" xmlns:w="http://schemas.openxmlformats.org/wordprocessingml/2006/main" xmlns:wne="http://schemas.microsoft.com/office/word/2006/wordml">
+<w:document xmlns:wpc="http://schemas.microsoft.com/office/word/2010/wordprocessingCanvas" xmlns:cx="http://schemas.microsoft.com/office/drawing/2014/chartex" xmlns:cx1="http://schemas.microsoft.com/office/drawing/2015/9/8/chartex" xmlns:cx2="http://schemas.microsoft.com/office/drawing/2015/10/21/chartex" xmlns:cx3="http://schemas.microsoft.com/office/drawing/2016/5/9/chartex" xmlns:cx4="http://schemas.microsoft.com/office/drawing/2016/5/10/chartex" xmlns:cx5="http://schemas.microsoft.com/office/drawing/2016/5/11/chartex" xmlns:cx6="http://schemas.microsoft.com/office/drawing/2016/5/12/chartex" xmlns:cx7="http://schemas.microsoft.com/office/drawing/2016/5/13/chartex" xmlns:cx8="http://schemas.microsoft.com/office/drawing/2016/5/14/chartex" xmlns:mc="http://schemas.openxmlformats.org/markup-compatibility/2006" xmlns:aink="http://schemas.microsoft.com/office/drawing/2016/ink" xmlns:am3d="http://schemas.microsoft.com/office/drawing/2017/model3d" xmlns:o="urn:schemas-microsoft-com:office:office" xmlns:oel="http://schemas.microsoft.com/office/2019/extlst" xmlns:r="http://schemas.openxmlformats.org/officeDocument/2006/relationships" xmlns:m="http://schemas.openxmlformats.org/officeDocument/2006/math" xmlns:v="urn:schemas-microsoft-com:vml" xmlns:wp14="http://schemas.microsoft.com/office/word/2010/wordprocessingDrawing" xmlns:wp="http://schemas.openxmlformats.org/drawingml/2006/wordprocessingDrawing" xmlns:w10="urn:schemas-microsoft-com:office:word" xmlns:w="http://schemas.openxmlformats.org/wordprocessingml/2006/main" xmlns:w14="http://schemas.microsoft.com/office/word/2010/wordml" xmlns:w15="http://schemas.microsoft.com/office/word/2012/wordml" xmlns:w16cex="http://schemas.microsoft.com/office/word/2018/wordml/cex" xmlns:w16cid="http://schemas.microsoft.com/office/word/2016/wordml/cid" xmlns:w16="http://schemas.microsoft.com/office/word/2018/wordml" xmlns:w16du="http://schemas.microsoft.com/office/word/2023/wordml/word16du" xmlns:w16sdtdh="http://schemas.microsoft.com/office/word/2020/wordml/sdtdatahash" xmlns:w16sdtfl="http://schemas.microsoft.com/office/word/2024/wordml/sdtformatlock" xmlns:w16se="http://schemas.microsoft.com/office/word/2015/wordml/symex" xmlns:wpg="http://schemas.microsoft.com/office/word/2010/wordprocessingGroup" xmlns:wpi="http://schemas.microsoft.com/office/word/2010/wordprocessingInk" xmlns:wne="http://schemas.microsoft.com/office/word/2006/wordml" xmlns:wps="http://schemas.microsoft.com/office/word/2010/wordprocessingShape" mc:Ignorable="w14 w15 w16se w16cid w16 w16cex w16sdtdh w16sdtfl w16du wp14">
   <w:body>
     <w:p>
       <w:pPr>
         <w:pStyle w:val="BodyText"/>
         <w:spacing w:line="360" w:lineRule="auto"/>
         <w:rPr>
-          <w:rFonts w:ascii="Times New Roman" w:hAnsi="Times New Roman"/>
-          <w:sz w:val="24"/>
-          <w:szCs w:val="24"/>
-        </w:rPr>
-      </w:pPr>
-      <w:r>
-        <w:rPr>
-          <w:rFonts w:ascii="Times New Roman" w:hAnsi="Times New Roman"/>
+          <w:rFonts w:ascii="Montserrat" w:hAnsi="Montserrat"/>
+          <w:sz w:val="24"/>
+          <w:szCs w:val="24"/>
+        </w:rPr>
+      </w:pPr>
+      <w:r>
+        <w:rPr>
+          <w:rFonts w:ascii="Montserrat" w:hAnsi="Montserrat"/>
           <w:sz w:val="24"/>
           <w:szCs w:val="24"/>
         </w:rPr>
@@ -25,84 +25,131 @@
       <w:pPr>
         <w:spacing w:after="0" w:line="360" w:lineRule="auto"/>
         <w:rPr>
-          <w:rFonts w:ascii="Times New Roman" w:hAnsi="Times New Roman"/>
+          <w:rFonts w:ascii="Montserrat" w:hAnsi="Montserrat"/>
           <w:color w:val="808080"/>
           <w:sz w:val="24"/>
           <w:szCs w:val="24"/>
         </w:rPr>
       </w:pPr>
-      <w:proofErr w:type="gramStart"/>
-      <w:r>
-        <w:rPr>
-          <w:rFonts w:ascii="Times New Roman" w:hAnsi="Times New Roman"/>
+      <w:r>
+        <w:rPr>
+          <w:rFonts w:ascii="Montserrat" w:hAnsi="Montserrat"/>
           <w:color w:val="808080"/>
           <w:sz w:val="24"/>
           <w:szCs w:val="24"/>
         </w:rPr>
-        <w:t>Recovered from multiple sources.</w:t>
-      </w:r>
-      <w:proofErr w:type="gramEnd"/>
-      <w:r>
-        <w:rPr>
-          <w:rFonts w:ascii="Times New Roman" w:hAnsi="Times New Roman"/>
+        <w:t xml:space="preserve">Recovered from multiple sources. </w:t>
+      </w:r>
+    </w:p>
+    <w:p>
+      <w:pPr>
+        <w:spacing w:after="0" w:line="360" w:lineRule="auto"/>
+        <w:jc w:val="right"/>
+        <w:rPr>
+          <w:rFonts w:ascii="Montserrat" w:hAnsi="Montserrat"/>
           <w:color w:val="808080"/>
           <w:sz w:val="24"/>
           <w:szCs w:val="24"/>
         </w:rPr>
-        <w:t xml:space="preserve"> </w:t>
-      </w:r>
-    </w:p>
-    <w:p>
-      <w:pPr>
-        <w:spacing w:after="0" w:line="360" w:lineRule="auto"/>
-        <w:jc w:val="right"/>
-        <w:rPr>
-          <w:rFonts w:ascii="Times New Roman" w:hAnsi="Times New Roman"/>
+      </w:pPr>
+      <w:r>
+        <w:rPr>
+          <w:rFonts w:ascii="Montserrat" w:hAnsi="Montserrat"/>
+          <w:sz w:val="24"/>
+        </w:rPr>
+        <w:fldChar w:fldCharType="begin"/>
+      </w:r>
+      <w:r>
+        <w:rPr>
+          <w:rFonts w:ascii="Montserrat" w:hAnsi="Montserrat"/>
+          <w:sz w:val="24"/>
+        </w:rPr>
+        <w:instrText xml:space="preserve"> NUMPAGES  \* MERGEFORMAT </w:instrText>
+      </w:r>
+      <w:r>
+        <w:rPr>
+          <w:rFonts w:ascii="Montserrat" w:hAnsi="Montserrat"/>
+          <w:sz w:val="24"/>
+        </w:rPr>
+        <w:fldChar w:fldCharType="separate"/>
+      </w:r>
+      <w:r>
+        <w:rPr>
+          <w:rFonts w:ascii="Montserrat" w:hAnsi="Montserrat"/>
+          <w:noProof/>
           <w:color w:val="808080"/>
           <w:sz w:val="24"/>
           <w:szCs w:val="24"/>
         </w:rPr>
-      </w:pPr>
-      <w:fldSimple w:instr=" NUMPAGES  \* MERGEFORMAT ">
-        <w:r>
-          <w:rPr>
-            <w:rFonts w:ascii="Times New Roman" w:hAnsi="Times New Roman"/>
-            <w:noProof/>
-            <w:color w:val="808080"/>
-            <w:sz w:val="24"/>
-            <w:szCs w:val="24"/>
-          </w:rPr>
-          <w:t>3</w:t>
-        </w:r>
-      </w:fldSimple>
-      <w:r>
-        <w:rPr>
-          <w:rFonts w:ascii="Times New Roman" w:hAnsi="Times New Roman"/>
+        <w:t>3</w:t>
+      </w:r>
+      <w:r>
+        <w:rPr>
+          <w:rFonts w:ascii="Montserrat" w:hAnsi="Montserrat"/>
+          <w:noProof/>
           <w:color w:val="808080"/>
           <w:sz w:val="24"/>
           <w:szCs w:val="24"/>
         </w:rPr>
+        <w:fldChar w:fldCharType="end"/>
+      </w:r>
+      <w:r>
+        <w:rPr>
+          <w:rFonts w:ascii="Montserrat" w:hAnsi="Montserrat"/>
+          <w:color w:val="808080"/>
+          <w:sz w:val="24"/>
+          <w:szCs w:val="24"/>
+        </w:rPr>
         <w:t xml:space="preserve"> pages ∙ </w:t>
       </w:r>
-      <w:fldSimple w:instr=" NUMWORDS  \* MERGEFORMAT ">
-        <w:r>
-          <w:rPr>
-            <w:rFonts w:ascii="Times New Roman" w:hAnsi="Times New Roman"/>
-            <w:noProof/>
-            <w:color w:val="808080"/>
-            <w:sz w:val="24"/>
-            <w:szCs w:val="24"/>
-          </w:rPr>
-          <w:t>775</w:t>
-        </w:r>
-      </w:fldSimple>
-      <w:r>
-        <w:rPr>
-          <w:rFonts w:ascii="Times New Roman" w:hAnsi="Times New Roman"/>
+      <w:r>
+        <w:rPr>
+          <w:rFonts w:ascii="Montserrat" w:hAnsi="Montserrat"/>
+          <w:sz w:val="24"/>
+        </w:rPr>
+        <w:fldChar w:fldCharType="begin"/>
+      </w:r>
+      <w:r>
+        <w:rPr>
+          <w:rFonts w:ascii="Montserrat" w:hAnsi="Montserrat"/>
+          <w:sz w:val="24"/>
+        </w:rPr>
+        <w:instrText xml:space="preserve"> NUMWORDS  \* MERGEFORMAT </w:instrText>
+      </w:r>
+      <w:r>
+        <w:rPr>
+          <w:rFonts w:ascii="Montserrat" w:hAnsi="Montserrat"/>
+          <w:sz w:val="24"/>
+        </w:rPr>
+        <w:fldChar w:fldCharType="separate"/>
+      </w:r>
+      <w:r>
+        <w:rPr>
+          <w:rFonts w:ascii="Montserrat" w:hAnsi="Montserrat"/>
+          <w:noProof/>
           <w:color w:val="808080"/>
           <w:sz w:val="24"/>
           <w:szCs w:val="24"/>
         </w:rPr>
+        <w:t>775</w:t>
+      </w:r>
+      <w:r>
+        <w:rPr>
+          <w:rFonts w:ascii="Montserrat" w:hAnsi="Montserrat"/>
+          <w:noProof/>
+          <w:color w:val="808080"/>
+          <w:sz w:val="24"/>
+          <w:szCs w:val="24"/>
+        </w:rPr>
+        <w:fldChar w:fldCharType="end"/>
+      </w:r>
+      <w:r>
+        <w:rPr>
+          <w:rFonts w:ascii="Montserrat" w:hAnsi="Montserrat"/>
+          <w:color w:val="808080"/>
+          <w:sz w:val="24"/>
+          <w:szCs w:val="24"/>
+        </w:rPr>
         <w:t xml:space="preserve"> words</w:t>
       </w:r>
     </w:p>
@@ -110,17 +157,17 @@
       <w:pPr>
         <w:spacing w:after="0" w:line="360" w:lineRule="auto"/>
         <w:rPr>
-          <w:rFonts w:ascii="Times New Roman" w:hAnsi="Times New Roman"/>
-          <w:sz w:val="24"/>
-          <w:szCs w:val="24"/>
-        </w:rPr>
-      </w:pPr>
-    </w:p>
-    <w:p>
-      <w:pPr>
-        <w:spacing w:after="0" w:line="360" w:lineRule="auto"/>
-        <w:rPr>
-          <w:rFonts w:ascii="Times New Roman" w:hAnsi="Times New Roman"/>
+          <w:rFonts w:ascii="Montserrat" w:hAnsi="Montserrat"/>
+          <w:sz w:val="24"/>
+          <w:szCs w:val="24"/>
+        </w:rPr>
+      </w:pPr>
+    </w:p>
+    <w:p>
+      <w:pPr>
+        <w:spacing w:after="0" w:line="360" w:lineRule="auto"/>
+        <w:rPr>
+          <w:rFonts w:ascii="Montserrat" w:hAnsi="Montserrat"/>
           <w:sz w:val="24"/>
           <w:szCs w:val="24"/>
         </w:rPr>
@@ -131,14 +178,14 @@
         <w:spacing w:after="0" w:line="360" w:lineRule="auto"/>
         <w:jc w:val="both"/>
         <w:rPr>
-          <w:rFonts w:ascii="Times New Roman" w:hAnsi="Times New Roman" w:cs="Times New Roman"/>
-          <w:sz w:val="24"/>
-          <w:szCs w:val="24"/>
-        </w:rPr>
-      </w:pPr>
-      <w:r>
-        <w:rPr>
-          <w:rFonts w:ascii="Times New Roman" w:hAnsi="Times New Roman" w:cs="Times New Roman"/>
+          <w:rFonts w:ascii="Montserrat" w:hAnsi="Montserrat" w:cs="Times New Roman"/>
+          <w:sz w:val="24"/>
+          <w:szCs w:val="24"/>
+        </w:rPr>
+      </w:pPr>
+      <w:r>
+        <w:rPr>
+          <w:rFonts w:ascii="Montserrat" w:hAnsi="Montserrat" w:cs="Times New Roman"/>
           <w:sz w:val="24"/>
           <w:szCs w:val="24"/>
         </w:rPr>
@@ -150,7 +197,7 @@
         <w:spacing w:after="0" w:line="360" w:lineRule="auto"/>
         <w:jc w:val="both"/>
         <w:rPr>
-          <w:rFonts w:ascii="Times New Roman" w:hAnsi="Times New Roman" w:cs="Times New Roman"/>
+          <w:rFonts w:ascii="Montserrat" w:hAnsi="Montserrat" w:cs="Times New Roman"/>
           <w:sz w:val="24"/>
           <w:szCs w:val="24"/>
         </w:rPr>
@@ -161,14 +208,14 @@
         <w:spacing w:after="0" w:line="360" w:lineRule="auto"/>
         <w:jc w:val="both"/>
         <w:rPr>
-          <w:rFonts w:ascii="Times New Roman" w:hAnsi="Times New Roman" w:cs="Times New Roman"/>
-          <w:sz w:val="24"/>
-          <w:szCs w:val="24"/>
-        </w:rPr>
-      </w:pPr>
-      <w:r>
-        <w:rPr>
-          <w:rFonts w:ascii="Times New Roman" w:hAnsi="Times New Roman" w:cs="Times New Roman"/>
+          <w:rFonts w:ascii="Montserrat" w:hAnsi="Montserrat" w:cs="Times New Roman"/>
+          <w:sz w:val="24"/>
+          <w:szCs w:val="24"/>
+        </w:rPr>
+      </w:pPr>
+      <w:r>
+        <w:rPr>
+          <w:rFonts w:ascii="Montserrat" w:hAnsi="Montserrat" w:cs="Times New Roman"/>
           <w:sz w:val="24"/>
           <w:szCs w:val="24"/>
         </w:rPr>
@@ -180,7 +227,7 @@
         <w:spacing w:after="0" w:line="360" w:lineRule="auto"/>
         <w:jc w:val="both"/>
         <w:rPr>
-          <w:rFonts w:ascii="Times New Roman" w:hAnsi="Times New Roman" w:cs="Times New Roman"/>
+          <w:rFonts w:ascii="Montserrat" w:hAnsi="Montserrat" w:cs="Times New Roman"/>
           <w:sz w:val="24"/>
           <w:szCs w:val="24"/>
         </w:rPr>
@@ -191,14 +238,14 @@
         <w:spacing w:after="0" w:line="360" w:lineRule="auto"/>
         <w:jc w:val="both"/>
         <w:rPr>
-          <w:rFonts w:ascii="Times New Roman" w:hAnsi="Times New Roman" w:cs="Times New Roman"/>
-          <w:sz w:val="24"/>
-          <w:szCs w:val="24"/>
-        </w:rPr>
-      </w:pPr>
-      <w:r>
-        <w:rPr>
-          <w:rFonts w:ascii="Times New Roman" w:hAnsi="Times New Roman" w:cs="Times New Roman"/>
+          <w:rFonts w:ascii="Montserrat" w:hAnsi="Montserrat" w:cs="Times New Roman"/>
+          <w:sz w:val="24"/>
+          <w:szCs w:val="24"/>
+        </w:rPr>
+      </w:pPr>
+      <w:r>
+        <w:rPr>
+          <w:rFonts w:ascii="Montserrat" w:hAnsi="Montserrat" w:cs="Times New Roman"/>
           <w:sz w:val="24"/>
           <w:szCs w:val="24"/>
         </w:rPr>
@@ -210,14 +257,14 @@
         <w:spacing w:after="0" w:line="360" w:lineRule="auto"/>
         <w:jc w:val="both"/>
         <w:rPr>
-          <w:rFonts w:ascii="Times New Roman" w:hAnsi="Times New Roman" w:cs="Times New Roman"/>
-          <w:sz w:val="24"/>
-          <w:szCs w:val="24"/>
-        </w:rPr>
-      </w:pPr>
-      <w:r>
-        <w:rPr>
-          <w:rFonts w:ascii="Times New Roman" w:hAnsi="Times New Roman" w:cs="Times New Roman"/>
+          <w:rFonts w:ascii="Montserrat" w:hAnsi="Montserrat" w:cs="Times New Roman"/>
+          <w:sz w:val="24"/>
+          <w:szCs w:val="24"/>
+        </w:rPr>
+      </w:pPr>
+      <w:r>
+        <w:rPr>
+          <w:rFonts w:ascii="Montserrat" w:hAnsi="Montserrat" w:cs="Times New Roman"/>
           <w:sz w:val="24"/>
           <w:szCs w:val="24"/>
         </w:rPr>
@@ -226,7 +273,7 @@
       </w:r>
       <w:r>
         <w:rPr>
-          <w:rFonts w:ascii="Times New Roman" w:hAnsi="Times New Roman" w:cs="Times New Roman"/>
+          <w:rFonts w:ascii="Montserrat" w:hAnsi="Montserrat" w:cs="Times New Roman"/>
           <w:sz w:val="24"/>
           <w:szCs w:val="24"/>
         </w:rPr>
@@ -234,7 +281,7 @@
       </w:r>
       <w:r>
         <w:rPr>
-          <w:rFonts w:ascii="Times New Roman" w:hAnsi="Times New Roman" w:cs="Times New Roman"/>
+          <w:rFonts w:ascii="Montserrat" w:hAnsi="Montserrat" w:cs="Times New Roman"/>
           <w:sz w:val="24"/>
           <w:szCs w:val="24"/>
         </w:rPr>
@@ -242,7 +289,7 @@
       </w:r>
       <w:r>
         <w:rPr>
-          <w:rFonts w:ascii="Times New Roman" w:hAnsi="Times New Roman" w:cs="Times New Roman"/>
+          <w:rFonts w:ascii="Montserrat" w:hAnsi="Montserrat" w:cs="Times New Roman"/>
           <w:i/>
           <w:sz w:val="24"/>
           <w:szCs w:val="24"/>
@@ -251,7 +298,7 @@
       </w:r>
       <w:r>
         <w:rPr>
-          <w:rFonts w:ascii="Times New Roman" w:hAnsi="Times New Roman" w:cs="Times New Roman"/>
+          <w:rFonts w:ascii="Montserrat" w:hAnsi="Montserrat" w:cs="Times New Roman"/>
           <w:i/>
           <w:sz w:val="24"/>
           <w:szCs w:val="24"/>
@@ -260,7 +307,7 @@
       </w:r>
       <w:r>
         <w:rPr>
-          <w:rFonts w:ascii="Times New Roman" w:hAnsi="Times New Roman" w:cs="Times New Roman"/>
+          <w:rFonts w:ascii="Montserrat" w:hAnsi="Montserrat" w:cs="Times New Roman"/>
           <w:b/>
           <w:sz w:val="24"/>
           <w:szCs w:val="24"/>
@@ -269,7 +316,7 @@
       </w:r>
       <w:r>
         <w:rPr>
-          <w:rFonts w:ascii="Times New Roman" w:hAnsi="Times New Roman" w:cs="Times New Roman"/>
+          <w:rFonts w:ascii="Montserrat" w:hAnsi="Montserrat" w:cs="Times New Roman"/>
           <w:sz w:val="24"/>
           <w:szCs w:val="24"/>
         </w:rPr>
@@ -277,7 +324,7 @@
       </w:r>
       <w:r>
         <w:rPr>
-          <w:rFonts w:ascii="Times New Roman" w:hAnsi="Times New Roman" w:cs="Times New Roman"/>
+          <w:rFonts w:ascii="Montserrat" w:hAnsi="Montserrat" w:cs="Times New Roman"/>
           <w:sz w:val="24"/>
           <w:szCs w:val="24"/>
         </w:rPr>
@@ -285,7 +332,7 @@
       </w:r>
       <w:r>
         <w:rPr>
-          <w:rFonts w:ascii="Times New Roman" w:hAnsi="Times New Roman" w:cs="Times New Roman"/>
+          <w:rFonts w:ascii="Montserrat" w:hAnsi="Montserrat" w:cs="Times New Roman"/>
           <w:sz w:val="24"/>
           <w:szCs w:val="24"/>
         </w:rPr>
@@ -297,7 +344,7 @@
         <w:spacing w:after="0" w:line="360" w:lineRule="auto"/>
         <w:jc w:val="both"/>
         <w:rPr>
-          <w:rFonts w:ascii="Times New Roman" w:hAnsi="Times New Roman" w:cs="Times New Roman"/>
+          <w:rFonts w:ascii="Montserrat" w:hAnsi="Montserrat" w:cs="Times New Roman"/>
           <w:sz w:val="24"/>
           <w:szCs w:val="24"/>
         </w:rPr>
@@ -308,39 +355,22 @@
         <w:spacing w:after="0" w:line="360" w:lineRule="auto"/>
         <w:jc w:val="both"/>
         <w:rPr>
-          <w:rFonts w:ascii="Times New Roman" w:hAnsi="Times New Roman" w:cs="Times New Roman"/>
-          <w:sz w:val="24"/>
-          <w:szCs w:val="24"/>
-        </w:rPr>
-      </w:pPr>
-      <w:r>
-        <w:rPr>
-          <w:rFonts w:ascii="Times New Roman" w:hAnsi="Times New Roman" w:cs="Times New Roman"/>
-          <w:sz w:val="24"/>
-          <w:szCs w:val="24"/>
-        </w:rPr>
-        <w:lastRenderedPageBreak/>
-        <w:t xml:space="preserve">Physically, space and time </w:t>
-      </w:r>
-      <w:r>
-        <w:rPr>
-          <w:rFonts w:ascii="Times New Roman" w:hAnsi="Times New Roman" w:cs="Times New Roman"/>
-          <w:sz w:val="24"/>
-          <w:szCs w:val="24"/>
-        </w:rPr>
-        <w:t>are</w:t>
-      </w:r>
-      <w:r>
-        <w:rPr>
-          <w:rFonts w:ascii="Times New Roman" w:hAnsi="Times New Roman" w:cs="Times New Roman"/>
-          <w:sz w:val="24"/>
-          <w:szCs w:val="24"/>
-        </w:rPr>
-        <w:t xml:space="preserve"> only as complex as is needed. Space-time establishes itself in the minimum number of dimensions necessary to allow for expression in an interactive environment. In the mind, however, more complex relationships between details or objects are required for nominal function. Psionic potential is easier to explain beginning with its latent expressions. Psionic potential can be recognized as the </w:t>
-      </w:r>
-      <w:r>
-        <w:rPr>
-          <w:rFonts w:ascii="Times New Roman" w:hAnsi="Times New Roman" w:cs="Times New Roman"/>
+          <w:rFonts w:ascii="Montserrat" w:hAnsi="Montserrat" w:cs="Times New Roman"/>
+          <w:sz w:val="24"/>
+          <w:szCs w:val="24"/>
+        </w:rPr>
+      </w:pPr>
+      <w:r>
+        <w:rPr>
+          <w:rFonts w:ascii="Montserrat" w:hAnsi="Montserrat" w:cs="Times New Roman"/>
+          <w:sz w:val="24"/>
+          <w:szCs w:val="24"/>
+        </w:rPr>
+        <w:t xml:space="preserve">Physically, space and time are only as complex as is needed. Space-time establishes itself in the minimum number of dimensions necessary to allow for expression in an interactive environment. In the mind, however, more complex relationships between details or objects are required for nominal function. Psionic potential is easier to explain beginning with its latent expressions. Psionic potential can be recognized as the </w:t>
+      </w:r>
+      <w:r>
+        <w:rPr>
+          <w:rFonts w:ascii="Montserrat" w:hAnsi="Montserrat" w:cs="Times New Roman"/>
           <w:sz w:val="24"/>
           <w:szCs w:val="24"/>
         </w:rPr>
@@ -348,7 +378,7 @@
       </w:r>
       <w:r>
         <w:rPr>
-          <w:rFonts w:ascii="Times New Roman" w:hAnsi="Times New Roman" w:cs="Times New Roman"/>
+          <w:rFonts w:ascii="Montserrat" w:hAnsi="Montserrat" w:cs="Times New Roman"/>
           <w:sz w:val="24"/>
           <w:szCs w:val="24"/>
         </w:rPr>
@@ -356,7 +386,7 @@
       </w:r>
       <w:r>
         <w:rPr>
-          <w:rFonts w:ascii="Times New Roman" w:hAnsi="Times New Roman" w:cs="Times New Roman"/>
+          <w:rFonts w:ascii="Montserrat" w:hAnsi="Montserrat" w:cs="Times New Roman"/>
           <w:sz w:val="24"/>
           <w:szCs w:val="24"/>
         </w:rPr>
@@ -364,7 +394,7 @@
       </w:r>
       <w:r>
         <w:rPr>
-          <w:rFonts w:ascii="Times New Roman" w:hAnsi="Times New Roman" w:cs="Times New Roman"/>
+          <w:rFonts w:ascii="Montserrat" w:hAnsi="Montserrat" w:cs="Times New Roman"/>
           <w:sz w:val="24"/>
           <w:szCs w:val="24"/>
         </w:rPr>
@@ -376,7 +406,7 @@
         <w:spacing w:after="0" w:line="360" w:lineRule="auto"/>
         <w:jc w:val="both"/>
         <w:rPr>
-          <w:rFonts w:ascii="Times New Roman" w:hAnsi="Times New Roman" w:cs="Times New Roman"/>
+          <w:rFonts w:ascii="Montserrat" w:hAnsi="Montserrat" w:cs="Times New Roman"/>
           <w:sz w:val="24"/>
           <w:szCs w:val="24"/>
         </w:rPr>
@@ -387,70 +417,22 @@
         <w:spacing w:after="0" w:line="360" w:lineRule="auto"/>
         <w:jc w:val="both"/>
         <w:rPr>
-          <w:rFonts w:ascii="Times New Roman" w:hAnsi="Times New Roman" w:cs="Times New Roman"/>
-          <w:sz w:val="24"/>
-          <w:szCs w:val="24"/>
-        </w:rPr>
-      </w:pPr>
-      <w:r>
-        <w:rPr>
-          <w:rFonts w:ascii="Times New Roman" w:hAnsi="Times New Roman" w:cs="Times New Roman"/>
-          <w:sz w:val="24"/>
-          <w:szCs w:val="24"/>
-        </w:rPr>
-        <w:t xml:space="preserve">The simplest description of the psionic process: through </w:t>
-      </w:r>
-      <w:r>
-        <w:rPr>
-          <w:rFonts w:ascii="Times New Roman" w:hAnsi="Times New Roman" w:cs="Times New Roman"/>
-          <w:sz w:val="24"/>
-          <w:szCs w:val="24"/>
-        </w:rPr>
-        <w:t>perception</w:t>
-      </w:r>
-      <w:r>
-        <w:rPr>
-          <w:rFonts w:ascii="Times New Roman" w:hAnsi="Times New Roman" w:cs="Times New Roman"/>
-          <w:sz w:val="24"/>
-          <w:szCs w:val="24"/>
-        </w:rPr>
-        <w:t xml:space="preserve">, awareness becomes </w:t>
-      </w:r>
-      <w:r>
-        <w:rPr>
-          <w:rFonts w:ascii="Times New Roman" w:hAnsi="Times New Roman" w:cs="Times New Roman"/>
-          <w:sz w:val="24"/>
-          <w:szCs w:val="24"/>
-        </w:rPr>
-        <w:t>associative</w:t>
-      </w:r>
-      <w:r>
-        <w:rPr>
-          <w:rFonts w:ascii="Times New Roman" w:hAnsi="Times New Roman" w:cs="Times New Roman"/>
-          <w:sz w:val="24"/>
-          <w:szCs w:val="24"/>
-        </w:rPr>
-        <w:t>. Attention begins to develop as perception and association build up and reinforce each other. Attention is initially passive and receptive. Through imposition</w:t>
-      </w:r>
-      <w:r>
-        <w:rPr>
-          <w:rFonts w:ascii="Times New Roman" w:hAnsi="Times New Roman" w:cs="Times New Roman"/>
-          <w:sz w:val="24"/>
-          <w:szCs w:val="24"/>
-        </w:rPr>
-        <w:t>,</w:t>
-      </w:r>
-      <w:r>
-        <w:rPr>
-          <w:rFonts w:ascii="Times New Roman" w:hAnsi="Times New Roman" w:cs="Times New Roman"/>
-          <w:sz w:val="24"/>
-          <w:szCs w:val="24"/>
-        </w:rPr>
-        <w:t xml:space="preserve"> attention can be trained to focus partially on itself. Perspective </w:t>
-      </w:r>
-      <w:r>
-        <w:rPr>
-          <w:rFonts w:ascii="Times New Roman" w:hAnsi="Times New Roman" w:cs="Times New Roman"/>
+          <w:rFonts w:ascii="Montserrat" w:hAnsi="Montserrat" w:cs="Times New Roman"/>
+          <w:sz w:val="24"/>
+          <w:szCs w:val="24"/>
+        </w:rPr>
+      </w:pPr>
+      <w:r>
+        <w:rPr>
+          <w:rFonts w:ascii="Montserrat" w:hAnsi="Montserrat" w:cs="Times New Roman"/>
+          <w:sz w:val="24"/>
+          <w:szCs w:val="24"/>
+        </w:rPr>
+        <w:t xml:space="preserve">The simplest description of the psionic process: through perception, awareness becomes associative. Attention begins to develop as perception and association build up and reinforce each other. Attention is initially passive and receptive. Through imposition, attention can be trained to focus partially on itself. Perspective </w:t>
+      </w:r>
+      <w:r>
+        <w:rPr>
+          <w:rFonts w:ascii="Montserrat" w:hAnsi="Montserrat" w:cs="Times New Roman"/>
           <w:sz w:val="24"/>
           <w:szCs w:val="24"/>
         </w:rPr>
@@ -458,7 +440,7 @@
       </w:r>
       <w:r>
         <w:rPr>
-          <w:rFonts w:ascii="Times New Roman" w:hAnsi="Times New Roman" w:cs="Times New Roman"/>
+          <w:rFonts w:ascii="Montserrat" w:hAnsi="Montserrat" w:cs="Times New Roman"/>
           <w:sz w:val="24"/>
           <w:szCs w:val="24"/>
         </w:rPr>
@@ -466,7 +448,7 @@
       </w:r>
       <w:r>
         <w:rPr>
-          <w:rFonts w:ascii="Times New Roman" w:hAnsi="Times New Roman" w:cs="Times New Roman"/>
+          <w:rFonts w:ascii="Montserrat" w:hAnsi="Montserrat" w:cs="Times New Roman"/>
           <w:sz w:val="24"/>
           <w:szCs w:val="24"/>
         </w:rPr>
@@ -474,7 +456,7 @@
       </w:r>
       <w:r>
         <w:rPr>
-          <w:rFonts w:ascii="Times New Roman" w:hAnsi="Times New Roman" w:cs="Times New Roman"/>
+          <w:rFonts w:ascii="Montserrat" w:hAnsi="Montserrat" w:cs="Times New Roman"/>
           <w:sz w:val="24"/>
           <w:szCs w:val="24"/>
         </w:rPr>
@@ -486,7 +468,7 @@
         <w:spacing w:after="0" w:line="360" w:lineRule="auto"/>
         <w:jc w:val="both"/>
         <w:rPr>
-          <w:rFonts w:ascii="Times New Roman" w:hAnsi="Times New Roman" w:cs="Times New Roman"/>
+          <w:rFonts w:ascii="Montserrat" w:hAnsi="Montserrat" w:cs="Times New Roman"/>
           <w:sz w:val="24"/>
           <w:szCs w:val="24"/>
         </w:rPr>
@@ -497,7 +479,7 @@
         <w:spacing w:after="0" w:line="360" w:lineRule="auto"/>
         <w:jc w:val="both"/>
         <w:rPr>
-          <w:rFonts w:ascii="Times New Roman" w:hAnsi="Times New Roman" w:cs="Times New Roman"/>
+          <w:rFonts w:ascii="Montserrat" w:hAnsi="Montserrat" w:cs="Times New Roman"/>
           <w:b/>
           <w:sz w:val="24"/>
           <w:szCs w:val="24"/>
@@ -505,7 +487,7 @@
       </w:pPr>
       <w:r>
         <w:rPr>
-          <w:rFonts w:ascii="Times New Roman" w:hAnsi="Times New Roman" w:cs="Times New Roman"/>
+          <w:rFonts w:ascii="Montserrat" w:hAnsi="Montserrat" w:cs="Times New Roman"/>
           <w:b/>
           <w:sz w:val="24"/>
           <w:szCs w:val="24"/>
@@ -518,36 +500,18 @@
         <w:spacing w:after="0" w:line="360" w:lineRule="auto"/>
         <w:jc w:val="both"/>
         <w:rPr>
-          <w:rFonts w:ascii="Times New Roman" w:hAnsi="Times New Roman" w:cs="Times New Roman"/>
-          <w:sz w:val="24"/>
-          <w:szCs w:val="24"/>
-        </w:rPr>
-      </w:pPr>
-      <w:r>
-        <w:rPr>
-          <w:rFonts w:ascii="Times New Roman" w:hAnsi="Times New Roman" w:cs="Times New Roman"/>
-          <w:sz w:val="24"/>
-          <w:szCs w:val="24"/>
-        </w:rPr>
-        <w:t xml:space="preserve">There is only one way to make a latent mind understand the curse of telepathy. Sit in front of a mirror and stare at yourself until you suddenly get that feeling that you are looking at a stranger. Talk to that stranger and watch that stranger’s face react to your </w:t>
-      </w:r>
-      <w:proofErr w:type="gramStart"/>
-      <w:r>
-        <w:rPr>
-          <w:rFonts w:ascii="Times New Roman" w:hAnsi="Times New Roman" w:cs="Times New Roman"/>
-          <w:sz w:val="24"/>
-          <w:szCs w:val="24"/>
-        </w:rPr>
-        <w:t>every</w:t>
-      </w:r>
-      <w:proofErr w:type="gramEnd"/>
-      <w:r>
-        <w:rPr>
-          <w:rFonts w:ascii="Times New Roman" w:hAnsi="Times New Roman" w:cs="Times New Roman"/>
-          <w:sz w:val="24"/>
-          <w:szCs w:val="24"/>
-        </w:rPr>
-        <w:t xml:space="preserve"> thought; hear the thoughts as you watch them manifest themselves on his or her face. Notice how much you can understand, how fast and subtle communication—the exchange of thoughts—can be—so rapid as to hardly need formation before they are understood and responded to.</w:t>
+          <w:rFonts w:ascii="Montserrat" w:hAnsi="Montserrat" w:cs="Times New Roman"/>
+          <w:sz w:val="24"/>
+          <w:szCs w:val="24"/>
+        </w:rPr>
+      </w:pPr>
+      <w:r>
+        <w:rPr>
+          <w:rFonts w:ascii="Montserrat" w:hAnsi="Montserrat" w:cs="Times New Roman"/>
+          <w:sz w:val="24"/>
+          <w:szCs w:val="24"/>
+        </w:rPr>
+        <w:t>There is only one way to make a latent mind understand the curse of telepathy. Sit in front of a mirror and stare at yourself until you suddenly get that feeling that you are looking at a stranger. Talk to that stranger and watch that stranger’s face react to your every thought; hear the thoughts as you watch them manifest themselves on his or her face. Notice how much you can understand, how fast and subtle communication—the exchange of thoughts—can be—so rapid as to hardly need formation before they are understood and responded to.</w:t>
       </w:r>
     </w:p>
     <w:p>
@@ -555,18 +519,17 @@
         <w:spacing w:after="0" w:line="360" w:lineRule="auto"/>
         <w:jc w:val="both"/>
         <w:rPr>
-          <w:rFonts w:ascii="Times New Roman" w:hAnsi="Times New Roman" w:cs="Times New Roman"/>
-          <w:sz w:val="24"/>
-          <w:szCs w:val="24"/>
-        </w:rPr>
-      </w:pPr>
-      <w:r>
-        <w:rPr>
-          <w:rFonts w:ascii="Times New Roman" w:hAnsi="Times New Roman" w:cs="Times New Roman"/>
-          <w:sz w:val="24"/>
-          <w:szCs w:val="24"/>
-        </w:rPr>
-        <w:lastRenderedPageBreak/>
+          <w:rFonts w:ascii="Montserrat" w:hAnsi="Montserrat" w:cs="Times New Roman"/>
+          <w:sz w:val="24"/>
+          <w:szCs w:val="24"/>
+        </w:rPr>
+      </w:pPr>
+      <w:r>
+        <w:rPr>
+          <w:rFonts w:ascii="Montserrat" w:hAnsi="Montserrat" w:cs="Times New Roman"/>
+          <w:sz w:val="24"/>
+          <w:szCs w:val="24"/>
+        </w:rPr>
         <w:tab/>
         <w:t>Most people find the exercise profoundly disturbing. In point of fact, most of the active use of psionics is disturbing, if you want to put it mildly. I am not sure how else to explain it, but I have gotten used to it.</w:t>
       </w:r>
@@ -576,7 +539,7 @@
         <w:spacing w:after="0" w:line="360" w:lineRule="auto"/>
         <w:jc w:val="both"/>
         <w:rPr>
-          <w:rFonts w:ascii="Times New Roman" w:hAnsi="Times New Roman" w:cs="Times New Roman"/>
+          <w:rFonts w:ascii="Montserrat" w:hAnsi="Montserrat" w:cs="Times New Roman"/>
           <w:sz w:val="24"/>
           <w:szCs w:val="24"/>
         </w:rPr>
@@ -587,14 +550,14 @@
         <w:spacing w:after="0" w:line="360" w:lineRule="auto"/>
         <w:jc w:val="both"/>
         <w:rPr>
-          <w:rFonts w:ascii="Times New Roman" w:hAnsi="Times New Roman" w:cs="Times New Roman"/>
-          <w:sz w:val="24"/>
-          <w:szCs w:val="24"/>
-        </w:rPr>
-      </w:pPr>
-      <w:r>
-        <w:rPr>
-          <w:rFonts w:ascii="Times New Roman" w:hAnsi="Times New Roman" w:cs="Times New Roman"/>
+          <w:rFonts w:ascii="Montserrat" w:hAnsi="Montserrat" w:cs="Times New Roman"/>
+          <w:sz w:val="24"/>
+          <w:szCs w:val="24"/>
+        </w:rPr>
+      </w:pPr>
+      <w:r>
+        <w:rPr>
+          <w:rFonts w:ascii="Montserrat" w:hAnsi="Montserrat" w:cs="Times New Roman"/>
           <w:b/>
           <w:sz w:val="24"/>
           <w:szCs w:val="24"/>
@@ -607,14 +570,14 @@
         <w:spacing w:after="0" w:line="360" w:lineRule="auto"/>
         <w:jc w:val="both"/>
         <w:rPr>
-          <w:rFonts w:ascii="Times New Roman" w:hAnsi="Times New Roman" w:cs="Times New Roman"/>
-          <w:sz w:val="24"/>
-          <w:szCs w:val="24"/>
-        </w:rPr>
-      </w:pPr>
-      <w:r>
-        <w:rPr>
-          <w:rFonts w:ascii="Times New Roman" w:hAnsi="Times New Roman" w:cs="Times New Roman"/>
+          <w:rFonts w:ascii="Montserrat" w:hAnsi="Montserrat" w:cs="Times New Roman"/>
+          <w:sz w:val="24"/>
+          <w:szCs w:val="24"/>
+        </w:rPr>
+      </w:pPr>
+      <w:r>
+        <w:rPr>
+          <w:rFonts w:ascii="Montserrat" w:hAnsi="Montserrat" w:cs="Times New Roman"/>
           <w:sz w:val="24"/>
           <w:szCs w:val="24"/>
         </w:rPr>
@@ -626,7 +589,7 @@
         <w:spacing w:after="0" w:line="360" w:lineRule="auto"/>
         <w:jc w:val="both"/>
         <w:rPr>
-          <w:rFonts w:ascii="Times New Roman" w:hAnsi="Times New Roman" w:cs="Times New Roman"/>
+          <w:rFonts w:ascii="Montserrat" w:hAnsi="Montserrat" w:cs="Times New Roman"/>
           <w:sz w:val="24"/>
           <w:szCs w:val="24"/>
         </w:rPr>
@@ -637,7 +600,7 @@
         <w:spacing w:after="0" w:line="360" w:lineRule="auto"/>
         <w:jc w:val="both"/>
         <w:rPr>
-          <w:rFonts w:ascii="Times New Roman" w:hAnsi="Times New Roman" w:cs="Times New Roman"/>
+          <w:rFonts w:ascii="Montserrat" w:hAnsi="Montserrat" w:cs="Times New Roman"/>
           <w:sz w:val="24"/>
           <w:szCs w:val="24"/>
         </w:rPr>
@@ -648,7 +611,7 @@
         <w:spacing w:after="0" w:line="360" w:lineRule="auto"/>
         <w:jc w:val="both"/>
         <w:rPr>
-          <w:rFonts w:ascii="Times New Roman" w:hAnsi="Times New Roman" w:cs="Times New Roman"/>
+          <w:rFonts w:ascii="Montserrat" w:hAnsi="Montserrat" w:cs="Times New Roman"/>
           <w:sz w:val="24"/>
           <w:szCs w:val="24"/>
         </w:rPr>
@@ -664,8 +627,106 @@
 </w:document>
 </file>
 
+<file path=word/numbering.xml><?xml version="1.0" encoding="utf-8"?>
+<w:numbering xmlns:wpc="http://schemas.microsoft.com/office/word/2010/wordprocessingCanvas" xmlns:cx="http://schemas.microsoft.com/office/drawing/2014/chartex" xmlns:cx1="http://schemas.microsoft.com/office/drawing/2015/9/8/chartex" xmlns:cx2="http://schemas.microsoft.com/office/drawing/2015/10/21/chartex" xmlns:cx3="http://schemas.microsoft.com/office/drawing/2016/5/9/chartex" xmlns:cx4="http://schemas.microsoft.com/office/drawing/2016/5/10/chartex" xmlns:cx5="http://schemas.microsoft.com/office/drawing/2016/5/11/chartex" xmlns:cx6="http://schemas.microsoft.com/office/drawing/2016/5/12/chartex" xmlns:cx7="http://schemas.microsoft.com/office/drawing/2016/5/13/chartex" xmlns:cx8="http://schemas.microsoft.com/office/drawing/2016/5/14/chartex" xmlns:mc="http://schemas.openxmlformats.org/markup-compatibility/2006" xmlns:aink="http://schemas.microsoft.com/office/drawing/2016/ink" xmlns:am3d="http://schemas.microsoft.com/office/drawing/2017/model3d" xmlns:o="urn:schemas-microsoft-com:office:office" xmlns:oel="http://schemas.microsoft.com/office/2019/extlst" xmlns:r="http://schemas.openxmlformats.org/officeDocument/2006/relationships" xmlns:m="http://schemas.openxmlformats.org/officeDocument/2006/math" xmlns:v="urn:schemas-microsoft-com:vml" xmlns:wp14="http://schemas.microsoft.com/office/word/2010/wordprocessingDrawing" xmlns:wp="http://schemas.openxmlformats.org/drawingml/2006/wordprocessingDrawing" xmlns:w10="urn:schemas-microsoft-com:office:word" xmlns:w="http://schemas.openxmlformats.org/wordprocessingml/2006/main" xmlns:w14="http://schemas.microsoft.com/office/word/2010/wordml" xmlns:w15="http://schemas.microsoft.com/office/word/2012/wordml" xmlns:w16cex="http://schemas.microsoft.com/office/word/2018/wordml/cex" xmlns:w16cid="http://schemas.microsoft.com/office/word/2016/wordml/cid" xmlns:w16="http://schemas.microsoft.com/office/word/2018/wordml" xmlns:w16du="http://schemas.microsoft.com/office/word/2023/wordml/word16du" xmlns:w16sdtdh="http://schemas.microsoft.com/office/word/2020/wordml/sdtdatahash" xmlns:w16sdtfl="http://schemas.microsoft.com/office/word/2024/wordml/sdtformatlock" xmlns:w16se="http://schemas.microsoft.com/office/word/2015/wordml/symex" xmlns:wpg="http://schemas.microsoft.com/office/word/2010/wordprocessingGroup" xmlns:wpi="http://schemas.microsoft.com/office/word/2010/wordprocessingInk" xmlns:wne="http://schemas.microsoft.com/office/word/2006/wordml" xmlns:wps="http://schemas.microsoft.com/office/word/2010/wordprocessingShape" mc:Ignorable="w14 w15 w16se w16cid w16 w16cex w16sdtdh w16sdtfl w16du wp14">
+  <w:abstractNum w:abstractNumId="0" w15:restartNumberingAfterBreak="0">
+    <w:nsid w:val="FFFFFFFB"/>
+    <w:multiLevelType w:val="multilevel"/>
+    <w:tmpl w:val="80A499BA"/>
+    <w:lvl w:ilvl="0">
+      <w:start w:val="1"/>
+      <w:numFmt w:val="cardinalText"/>
+      <w:lvlText w:val="Chapter %1 "/>
+      <w:legacy w:legacy="1" w:legacySpace="144" w:legacyIndent="0"/>
+      <w:lvlJc w:val="left"/>
+    </w:lvl>
+    <w:lvl w:ilvl="1">
+      <w:start w:val="1"/>
+      <w:numFmt w:val="none"/>
+      <w:pStyle w:val="Heading2"/>
+      <w:suff w:val="nothing"/>
+      <w:lvlText w:val=""/>
+      <w:lvlJc w:val="left"/>
+    </w:lvl>
+    <w:lvl w:ilvl="2">
+      <w:start w:val="1"/>
+      <w:numFmt w:val="none"/>
+      <w:suff w:val="nothing"/>
+      <w:lvlText w:val=""/>
+      <w:lvlJc w:val="left"/>
+    </w:lvl>
+    <w:lvl w:ilvl="3">
+      <w:start w:val="1"/>
+      <w:numFmt w:val="none"/>
+      <w:pStyle w:val="Heading4"/>
+      <w:suff w:val="nothing"/>
+      <w:lvlText w:val=""/>
+      <w:lvlJc w:val="left"/>
+    </w:lvl>
+    <w:lvl w:ilvl="4">
+      <w:start w:val="1"/>
+      <w:numFmt w:val="none"/>
+      <w:pStyle w:val="Heading5"/>
+      <w:suff w:val="nothing"/>
+      <w:lvlText w:val=""/>
+      <w:lvlJc w:val="left"/>
+    </w:lvl>
+    <w:lvl w:ilvl="5">
+      <w:start w:val="1"/>
+      <w:numFmt w:val="none"/>
+      <w:pStyle w:val="Heading6"/>
+      <w:suff w:val="nothing"/>
+      <w:lvlText w:val=""/>
+      <w:lvlJc w:val="left"/>
+    </w:lvl>
+    <w:lvl w:ilvl="6">
+      <w:start w:val="1"/>
+      <w:numFmt w:val="none"/>
+      <w:suff w:val="nothing"/>
+      <w:lvlText w:val=""/>
+      <w:lvlJc w:val="left"/>
+    </w:lvl>
+    <w:lvl w:ilvl="7">
+      <w:start w:val="1"/>
+      <w:numFmt w:val="none"/>
+      <w:suff w:val="nothing"/>
+      <w:lvlText w:val=""/>
+      <w:lvlJc w:val="left"/>
+    </w:lvl>
+    <w:lvl w:ilvl="8">
+      <w:start w:val="1"/>
+      <w:numFmt w:val="none"/>
+      <w:suff w:val="nothing"/>
+      <w:lvlText w:val=""/>
+      <w:lvlJc w:val="left"/>
+    </w:lvl>
+  </w:abstractNum>
+  <w:num w:numId="1" w16cid:durableId="1406226127">
+    <w:abstractNumId w:val="0"/>
+  </w:num>
+  <w:num w:numId="2" w16cid:durableId="224606433">
+    <w:abstractNumId w:val="0"/>
+  </w:num>
+  <w:num w:numId="3" w16cid:durableId="1068461253">
+    <w:abstractNumId w:val="0"/>
+  </w:num>
+  <w:num w:numId="4" w16cid:durableId="128980149">
+    <w:abstractNumId w:val="0"/>
+  </w:num>
+  <w:num w:numId="5" w16cid:durableId="704908857">
+    <w:abstractNumId w:val="0"/>
+  </w:num>
+  <w:num w:numId="6" w16cid:durableId="1459763256">
+    <w:abstractNumId w:val="0"/>
+  </w:num>
+  <w:num w:numId="7" w16cid:durableId="1813789844">
+    <w:abstractNumId w:val="0"/>
+  </w:num>
+</w:numbering>
+</file>
+
 <file path=word/styles.xml><?xml version="1.0" encoding="utf-8"?>
-<w:styles xmlns:r="http://schemas.openxmlformats.org/officeDocument/2006/relationships" xmlns:w="http://schemas.openxmlformats.org/wordprocessingml/2006/main">
+<w:styles xmlns:mc="http://schemas.openxmlformats.org/markup-compatibility/2006" xmlns:r="http://schemas.openxmlformats.org/officeDocument/2006/relationships" xmlns:w="http://schemas.openxmlformats.org/wordprocessingml/2006/main" xmlns:w14="http://schemas.microsoft.com/office/word/2010/wordml" xmlns:w15="http://schemas.microsoft.com/office/word/2012/wordml" xmlns:w16cex="http://schemas.microsoft.com/office/word/2018/wordml/cex" xmlns:w16cid="http://schemas.microsoft.com/office/word/2016/wordml/cid" xmlns:w16="http://schemas.microsoft.com/office/word/2018/wordml" xmlns:w16du="http://schemas.microsoft.com/office/word/2023/wordml/word16du" xmlns:w16sdtdh="http://schemas.microsoft.com/office/word/2020/wordml/sdtdatahash" xmlns:w16sdtfl="http://schemas.microsoft.com/office/word/2024/wordml/sdtformatlock" xmlns:w16se="http://schemas.microsoft.com/office/word/2015/wordml/symex" mc:Ignorable="w14 w15 w16se w16cid w16 w16cex w16sdtdh w16sdtfl w16du">
   <w:docDefaults>
     <w:rPrDefault>
       <w:rPr>
@@ -675,156 +736,556 @@
         <w:lang w:val="en-US" w:eastAsia="en-US" w:bidi="ar-SA"/>
       </w:rPr>
     </w:rPrDefault>
-    <w:pPrDefault>
-      <w:pPr>
-        <w:spacing w:after="200" w:line="276" w:lineRule="auto"/>
-      </w:pPr>
-    </w:pPrDefault>
+    <w:pPrDefault/>
   </w:docDefaults>
-  <w:latentStyles w:defLockedState="0" w:defUIPriority="99" w:defSemiHidden="1" w:defUnhideWhenUsed="1" w:defQFormat="0" w:count="267">
-    <w:lsdException w:name="Normal" w:semiHidden="0" w:uiPriority="0" w:unhideWhenUsed="0" w:qFormat="1"/>
-    <w:lsdException w:name="heading 1" w:semiHidden="0" w:uiPriority="9" w:unhideWhenUsed="0" w:qFormat="1"/>
-    <w:lsdException w:name="heading 2" w:uiPriority="9" w:qFormat="1"/>
-    <w:lsdException w:name="heading 3" w:uiPriority="9" w:qFormat="1"/>
-    <w:lsdException w:name="heading 4" w:uiPriority="9" w:qFormat="1"/>
-    <w:lsdException w:name="heading 5" w:uiPriority="9" w:qFormat="1"/>
-    <w:lsdException w:name="heading 6" w:uiPriority="9" w:qFormat="1"/>
-    <w:lsdException w:name="heading 7" w:uiPriority="9" w:qFormat="1"/>
-    <w:lsdException w:name="heading 8" w:uiPriority="9" w:qFormat="1"/>
-    <w:lsdException w:name="heading 9" w:uiPriority="9" w:qFormat="1"/>
-    <w:lsdException w:name="toc 1" w:uiPriority="39"/>
-    <w:lsdException w:name="toc 2" w:uiPriority="39"/>
-    <w:lsdException w:name="toc 3" w:uiPriority="39"/>
-    <w:lsdException w:name="toc 4" w:uiPriority="39"/>
-    <w:lsdException w:name="toc 5" w:uiPriority="39"/>
-    <w:lsdException w:name="toc 6" w:uiPriority="39"/>
-    <w:lsdException w:name="toc 7" w:uiPriority="39"/>
-    <w:lsdException w:name="toc 8" w:uiPriority="39"/>
-    <w:lsdException w:name="toc 9" w:uiPriority="39"/>
-    <w:lsdException w:name="caption" w:uiPriority="35" w:qFormat="1"/>
-    <w:lsdException w:name="Title" w:semiHidden="0" w:uiPriority="10" w:unhideWhenUsed="0" w:qFormat="1"/>
-    <w:lsdException w:name="Default Paragraph Font" w:uiPriority="1"/>
-    <w:lsdException w:name="Body Text" w:uiPriority="0"/>
-    <w:lsdException w:name="Subtitle" w:semiHidden="0" w:uiPriority="11" w:unhideWhenUsed="0" w:qFormat="1"/>
-    <w:lsdException w:name="Strong" w:semiHidden="0" w:uiPriority="22" w:unhideWhenUsed="0" w:qFormat="1"/>
-    <w:lsdException w:name="Emphasis" w:semiHidden="0" w:uiPriority="20" w:unhideWhenUsed="0" w:qFormat="1"/>
-    <w:lsdException w:name="Table Grid" w:semiHidden="0" w:uiPriority="59" w:unhideWhenUsed="0"/>
-    <w:lsdException w:name="Placeholder Text" w:unhideWhenUsed="0"/>
-    <w:lsdException w:name="No Spacing" w:semiHidden="0" w:uiPriority="1" w:unhideWhenUsed="0" w:qFormat="1"/>
-    <w:lsdException w:name="Light Shading" w:semiHidden="0" w:uiPriority="60" w:unhideWhenUsed="0"/>
-    <w:lsdException w:name="Light List" w:semiHidden="0" w:uiPriority="61" w:unhideWhenUsed="0"/>
-    <w:lsdException w:name="Light Grid" w:semiHidden="0" w:uiPriority="62" w:unhideWhenUsed="0"/>
-    <w:lsdException w:name="Medium Shading 1" w:semiHidden="0" w:uiPriority="63" w:unhideWhenUsed="0"/>
-    <w:lsdException w:name="Medium Shading 2" w:semiHidden="0" w:uiPriority="64" w:unhideWhenUsed="0"/>
-    <w:lsdException w:name="Medium List 1" w:semiHidden="0" w:uiPriority="65" w:unhideWhenUsed="0"/>
-    <w:lsdException w:name="Medium List 2" w:semiHidden="0" w:uiPriority="66" w:unhideWhenUsed="0"/>
-    <w:lsdException w:name="Medium Grid 1" w:semiHidden="0" w:uiPriority="67" w:unhideWhenUsed="0"/>
-    <w:lsdException w:name="Medium Grid 2" w:semiHidden="0" w:uiPriority="68" w:unhideWhenUsed="0"/>
-    <w:lsdException w:name="Medium Grid 3" w:semiHidden="0" w:uiPriority="69" w:unhideWhenUsed="0"/>
-    <w:lsdException w:name="Dark List" w:semiHidden="0" w:uiPriority="70" w:unhideWhenUsed="0"/>
-    <w:lsdException w:name="Colorful Shading" w:semiHidden="0" w:uiPriority="71" w:unhideWhenUsed="0"/>
-    <w:lsdException w:name="Colorful List" w:semiHidden="0" w:uiPriority="72" w:unhideWhenUsed="0"/>
-    <w:lsdException w:name="Colorful Grid" w:semiHidden="0" w:uiPriority="73" w:unhideWhenUsed="0"/>
-    <w:lsdException w:name="Light Shading Accent 1" w:semiHidden="0" w:uiPriority="60" w:unhideWhenUsed="0"/>
-    <w:lsdException w:name="Light List Accent 1" w:semiHidden="0" w:uiPriority="61" w:unhideWhenUsed="0"/>
-    <w:lsdException w:name="Light Grid Accent 1" w:semiHidden="0" w:uiPriority="62" w:unhideWhenUsed="0"/>
-    <w:lsdException w:name="Medium Shading 1 Accent 1" w:semiHidden="0" w:uiPriority="63" w:unhideWhenUsed="0"/>
-    <w:lsdException w:name="Medium Shading 2 Accent 1" w:semiHidden="0" w:uiPriority="64" w:unhideWhenUsed="0"/>
-    <w:lsdException w:name="Medium List 1 Accent 1" w:semiHidden="0" w:uiPriority="65" w:unhideWhenUsed="0"/>
-    <w:lsdException w:name="Revision" w:unhideWhenUsed="0"/>
-    <w:lsdException w:name="List Paragraph" w:semiHidden="0" w:uiPriority="34" w:unhideWhenUsed="0" w:qFormat="1"/>
-    <w:lsdException w:name="Quote" w:semiHidden="0" w:uiPriority="29" w:unhideWhenUsed="0" w:qFormat="1"/>
-    <w:lsdException w:name="Intense Quote" w:semiHidden="0" w:uiPriority="30" w:unhideWhenUsed="0" w:qFormat="1"/>
-    <w:lsdException w:name="Medium List 2 Accent 1" w:semiHidden="0" w:uiPriority="66" w:unhideWhenUsed="0"/>
-    <w:lsdException w:name="Medium Grid 1 Accent 1" w:semiHidden="0" w:uiPriority="67" w:unhideWhenUsed="0"/>
-    <w:lsdException w:name="Medium Grid 2 Accent 1" w:semiHidden="0" w:uiPriority="68" w:unhideWhenUsed="0"/>
-    <w:lsdException w:name="Medium Grid 3 Accent 1" w:semiHidden="0" w:uiPriority="69" w:unhideWhenUsed="0"/>
-    <w:lsdException w:name="Dark List Accent 1" w:semiHidden="0" w:uiPriority="70" w:unhideWhenUsed="0"/>
-    <w:lsdException w:name="Colorful Shading Accent 1" w:semiHidden="0" w:uiPriority="71" w:unhideWhenUsed="0"/>
-    <w:lsdException w:name="Colorful List Accent 1" w:semiHidden="0" w:uiPriority="72" w:unhideWhenUsed="0"/>
-    <w:lsdException w:name="Colorful Grid Accent 1" w:semiHidden="0" w:uiPriority="73" w:unhideWhenUsed="0"/>
-    <w:lsdException w:name="Light Shading Accent 2" w:semiHidden="0" w:uiPriority="60" w:unhideWhenUsed="0"/>
-    <w:lsdException w:name="Light List Accent 2" w:semiHidden="0" w:uiPriority="61" w:unhideWhenUsed="0"/>
-    <w:lsdException w:name="Light Grid Accent 2" w:semiHidden="0" w:uiPriority="62" w:unhideWhenUsed="0"/>
-    <w:lsdException w:name="Medium Shading 1 Accent 2" w:semiHidden="0" w:uiPriority="63" w:unhideWhenUsed="0"/>
-    <w:lsdException w:name="Medium Shading 2 Accent 2" w:semiHidden="0" w:uiPriority="64" w:unhideWhenUsed="0"/>
-    <w:lsdException w:name="Medium List 1 Accent 2" w:semiHidden="0" w:uiPriority="65" w:unhideWhenUsed="0"/>
-    <w:lsdException w:name="Medium List 2 Accent 2" w:semiHidden="0" w:uiPriority="66" w:unhideWhenUsed="0"/>
-    <w:lsdException w:name="Medium Grid 1 Accent 2" w:semiHidden="0" w:uiPriority="67" w:unhideWhenUsed="0"/>
-    <w:lsdException w:name="Medium Grid 2 Accent 2" w:semiHidden="0" w:uiPriority="68" w:unhideWhenUsed="0"/>
-    <w:lsdException w:name="Medium Grid 3 Accent 2" w:semiHidden="0" w:uiPriority="69" w:unhideWhenUsed="0"/>
-    <w:lsdException w:name="Dark List Accent 2" w:semiHidden="0" w:uiPriority="70" w:unhideWhenUsed="0"/>
-    <w:lsdException w:name="Colorful Shading Accent 2" w:semiHidden="0" w:uiPriority="71" w:unhideWhenUsed="0"/>
-    <w:lsdException w:name="Colorful List Accent 2" w:semiHidden="0" w:uiPriority="72" w:unhideWhenUsed="0"/>
-    <w:lsdException w:name="Colorful Grid Accent 2" w:semiHidden="0" w:uiPriority="73" w:unhideWhenUsed="0"/>
-    <w:lsdException w:name="Light Shading Accent 3" w:semiHidden="0" w:uiPriority="60" w:unhideWhenUsed="0"/>
-    <w:lsdException w:name="Light List Accent 3" w:semiHidden="0" w:uiPriority="61" w:unhideWhenUsed="0"/>
-    <w:lsdException w:name="Light Grid Accent 3" w:semiHidden="0" w:uiPriority="62" w:unhideWhenUsed="0"/>
-    <w:lsdException w:name="Medium Shading 1 Accent 3" w:semiHidden="0" w:uiPriority="63" w:unhideWhenUsed="0"/>
-    <w:lsdException w:name="Medium Shading 2 Accent 3" w:semiHidden="0" w:uiPriority="64" w:unhideWhenUsed="0"/>
-    <w:lsdException w:name="Medium List 1 Accent 3" w:semiHidden="0" w:uiPriority="65" w:unhideWhenUsed="0"/>
-    <w:lsdException w:name="Medium List 2 Accent 3" w:semiHidden="0" w:uiPriority="66" w:unhideWhenUsed="0"/>
-    <w:lsdException w:name="Medium Grid 1 Accent 3" w:semiHidden="0" w:uiPriority="67" w:unhideWhenUsed="0"/>
-    <w:lsdException w:name="Medium Grid 2 Accent 3" w:semiHidden="0" w:uiPriority="68" w:unhideWhenUsed="0"/>
-    <w:lsdException w:name="Medium Grid 3 Accent 3" w:semiHidden="0" w:uiPriority="69" w:unhideWhenUsed="0"/>
-    <w:lsdException w:name="Dark List Accent 3" w:semiHidden="0" w:uiPriority="70" w:unhideWhenUsed="0"/>
-    <w:lsdException w:name="Colorful Shading Accent 3" w:semiHidden="0" w:uiPriority="71" w:unhideWhenUsed="0"/>
-    <w:lsdException w:name="Colorful List Accent 3" w:semiHidden="0" w:uiPriority="72" w:unhideWhenUsed="0"/>
-    <w:lsdException w:name="Colorful Grid Accent 3" w:semiHidden="0" w:uiPriority="73" w:unhideWhenUsed="0"/>
-    <w:lsdException w:name="Light Shading Accent 4" w:semiHidden="0" w:uiPriority="60" w:unhideWhenUsed="0"/>
-    <w:lsdException w:name="Light List Accent 4" w:semiHidden="0" w:uiPriority="61" w:unhideWhenUsed="0"/>
-    <w:lsdException w:name="Light Grid Accent 4" w:semiHidden="0" w:uiPriority="62" w:unhideWhenUsed="0"/>
-    <w:lsdException w:name="Medium Shading 1 Accent 4" w:semiHidden="0" w:uiPriority="63" w:unhideWhenUsed="0"/>
-    <w:lsdException w:name="Medium Shading 2 Accent 4" w:semiHidden="0" w:uiPriority="64" w:unhideWhenUsed="0"/>
-    <w:lsdException w:name="Medium List 1 Accent 4" w:semiHidden="0" w:uiPriority="65" w:unhideWhenUsed="0"/>
-    <w:lsdException w:name="Medium List 2 Accent 4" w:semiHidden="0" w:uiPriority="66" w:unhideWhenUsed="0"/>
-    <w:lsdException w:name="Medium Grid 1 Accent 4" w:semiHidden="0" w:uiPriority="67" w:unhideWhenUsed="0"/>
-    <w:lsdException w:name="Medium Grid 2 Accent 4" w:semiHidden="0" w:uiPriority="68" w:unhideWhenUsed="0"/>
-    <w:lsdException w:name="Medium Grid 3 Accent 4" w:semiHidden="0" w:uiPriority="69" w:unhideWhenUsed="0"/>
-    <w:lsdException w:name="Dark List Accent 4" w:semiHidden="0" w:uiPriority="70" w:unhideWhenUsed="0"/>
-    <w:lsdException w:name="Colorful Shading Accent 4" w:semiHidden="0" w:uiPriority="71" w:unhideWhenUsed="0"/>
-    <w:lsdException w:name="Colorful List Accent 4" w:semiHidden="0" w:uiPriority="72" w:unhideWhenUsed="0"/>
-    <w:lsdException w:name="Colorful Grid Accent 4" w:semiHidden="0" w:uiPriority="73" w:unhideWhenUsed="0"/>
-    <w:lsdException w:name="Light Shading Accent 5" w:semiHidden="0" w:uiPriority="60" w:unhideWhenUsed="0"/>
-    <w:lsdException w:name="Light List Accent 5" w:semiHidden="0" w:uiPriority="61" w:unhideWhenUsed="0"/>
-    <w:lsdException w:name="Light Grid Accent 5" w:semiHidden="0" w:uiPriority="62" w:unhideWhenUsed="0"/>
-    <w:lsdException w:name="Medium Shading 1 Accent 5" w:semiHidden="0" w:uiPriority="63" w:unhideWhenUsed="0"/>
-    <w:lsdException w:name="Medium Shading 2 Accent 5" w:semiHidden="0" w:uiPriority="64" w:unhideWhenUsed="0"/>
-    <w:lsdException w:name="Medium List 1 Accent 5" w:semiHidden="0" w:uiPriority="65" w:unhideWhenUsed="0"/>
-    <w:lsdException w:name="Medium List 2 Accent 5" w:semiHidden="0" w:uiPriority="66" w:unhideWhenUsed="0"/>
-    <w:lsdException w:name="Medium Grid 1 Accent 5" w:semiHidden="0" w:uiPriority="67" w:unhideWhenUsed="0"/>
-    <w:lsdException w:name="Medium Grid 2 Accent 5" w:semiHidden="0" w:uiPriority="68" w:unhideWhenUsed="0"/>
-    <w:lsdException w:name="Medium Grid 3 Accent 5" w:semiHidden="0" w:uiPriority="69" w:unhideWhenUsed="0"/>
-    <w:lsdException w:name="Dark List Accent 5" w:semiHidden="0" w:uiPriority="70" w:unhideWhenUsed="0"/>
-    <w:lsdException w:name="Colorful Shading Accent 5" w:semiHidden="0" w:uiPriority="71" w:unhideWhenUsed="0"/>
-    <w:lsdException w:name="Colorful List Accent 5" w:semiHidden="0" w:uiPriority="72" w:unhideWhenUsed="0"/>
-    <w:lsdException w:name="Colorful Grid Accent 5" w:semiHidden="0" w:uiPriority="73" w:unhideWhenUsed="0"/>
-    <w:lsdException w:name="Light Shading Accent 6" w:semiHidden="0" w:uiPriority="60" w:unhideWhenUsed="0"/>
-    <w:lsdException w:name="Light List Accent 6" w:semiHidden="0" w:uiPriority="61" w:unhideWhenUsed="0"/>
-    <w:lsdException w:name="Light Grid Accent 6" w:semiHidden="0" w:uiPriority="62" w:unhideWhenUsed="0"/>
-    <w:lsdException w:name="Medium Shading 1 Accent 6" w:semiHidden="0" w:uiPriority="63" w:unhideWhenUsed="0"/>
-    <w:lsdException w:name="Medium Shading 2 Accent 6" w:semiHidden="0" w:uiPriority="64" w:unhideWhenUsed="0"/>
-    <w:lsdException w:name="Medium List 1 Accent 6" w:semiHidden="0" w:uiPriority="65" w:unhideWhenUsed="0"/>
-    <w:lsdException w:name="Medium List 2 Accent 6" w:semiHidden="0" w:uiPriority="66" w:unhideWhenUsed="0"/>
-    <w:lsdException w:name="Medium Grid 1 Accent 6" w:semiHidden="0" w:uiPriority="67" w:unhideWhenUsed="0"/>
-    <w:lsdException w:name="Medium Grid 2 Accent 6" w:semiHidden="0" w:uiPriority="68" w:unhideWhenUsed="0"/>
-    <w:lsdException w:name="Medium Grid 3 Accent 6" w:semiHidden="0" w:uiPriority="69" w:unhideWhenUsed="0"/>
-    <w:lsdException w:name="Dark List Accent 6" w:semiHidden="0" w:uiPriority="70" w:unhideWhenUsed="0"/>
-    <w:lsdException w:name="Colorful Shading Accent 6" w:semiHidden="0" w:uiPriority="71" w:unhideWhenUsed="0"/>
-    <w:lsdException w:name="Colorful List Accent 6" w:semiHidden="0" w:uiPriority="72" w:unhideWhenUsed="0"/>
-    <w:lsdException w:name="Colorful Grid Accent 6" w:semiHidden="0" w:uiPriority="73" w:unhideWhenUsed="0"/>
-    <w:lsdException w:name="Subtle Emphasis" w:semiHidden="0" w:uiPriority="19" w:unhideWhenUsed="0" w:qFormat="1"/>
-    <w:lsdException w:name="Intense Emphasis" w:semiHidden="0" w:uiPriority="21" w:unhideWhenUsed="0" w:qFormat="1"/>
-    <w:lsdException w:name="Subtle Reference" w:semiHidden="0" w:uiPriority="31" w:unhideWhenUsed="0" w:qFormat="1"/>
-    <w:lsdException w:name="Intense Reference" w:semiHidden="0" w:uiPriority="32" w:unhideWhenUsed="0" w:qFormat="1"/>
-    <w:lsdException w:name="Book Title" w:semiHidden="0" w:uiPriority="33" w:unhideWhenUsed="0" w:qFormat="1"/>
-    <w:lsdException w:name="Bibliography" w:uiPriority="37"/>
-    <w:lsdException w:name="TOC Heading" w:uiPriority="39" w:qFormat="1"/>
+  <w:latentStyles w:defLockedState="0" w:defUIPriority="99" w:defSemiHidden="0" w:defUnhideWhenUsed="0" w:defQFormat="0" w:count="376">
+    <w:lsdException w:name="Normal" w:uiPriority="0" w:qFormat="1"/>
+    <w:lsdException w:name="heading 1" w:uiPriority="0" w:qFormat="1"/>
+    <w:lsdException w:name="heading 2" w:semiHidden="1" w:uiPriority="0" w:unhideWhenUsed="1" w:qFormat="1"/>
+    <w:lsdException w:name="heading 3" w:semiHidden="1" w:uiPriority="0" w:unhideWhenUsed="1" w:qFormat="1"/>
+    <w:lsdException w:name="heading 4" w:semiHidden="1" w:uiPriority="0" w:unhideWhenUsed="1" w:qFormat="1"/>
+    <w:lsdException w:name="heading 5" w:semiHidden="1" w:uiPriority="0" w:unhideWhenUsed="1" w:qFormat="1"/>
+    <w:lsdException w:name="heading 6" w:semiHidden="1" w:uiPriority="0" w:unhideWhenUsed="1" w:qFormat="1"/>
+    <w:lsdException w:name="heading 7" w:semiHidden="1" w:uiPriority="0" w:unhideWhenUsed="1" w:qFormat="1"/>
+    <w:lsdException w:name="heading 8" w:semiHidden="1" w:uiPriority="0" w:unhideWhenUsed="1" w:qFormat="1"/>
+    <w:lsdException w:name="heading 9" w:semiHidden="1" w:uiPriority="0" w:unhideWhenUsed="1" w:qFormat="1"/>
+    <w:lsdException w:name="index 1" w:semiHidden="1" w:unhideWhenUsed="1"/>
+    <w:lsdException w:name="index 2" w:semiHidden="1" w:unhideWhenUsed="1"/>
+    <w:lsdException w:name="index 3" w:semiHidden="1" w:unhideWhenUsed="1"/>
+    <w:lsdException w:name="index 4" w:semiHidden="1" w:unhideWhenUsed="1"/>
+    <w:lsdException w:name="index 5" w:semiHidden="1" w:unhideWhenUsed="1"/>
+    <w:lsdException w:name="index 6" w:semiHidden="1" w:unhideWhenUsed="1"/>
+    <w:lsdException w:name="index 7" w:semiHidden="1" w:unhideWhenUsed="1"/>
+    <w:lsdException w:name="index 8" w:semiHidden="1" w:unhideWhenUsed="1"/>
+    <w:lsdException w:name="index 9" w:semiHidden="1" w:unhideWhenUsed="1"/>
+    <w:lsdException w:name="toc 1" w:semiHidden="1" w:uiPriority="39" w:unhideWhenUsed="1"/>
+    <w:lsdException w:name="toc 2" w:semiHidden="1" w:uiPriority="39" w:unhideWhenUsed="1"/>
+    <w:lsdException w:name="toc 3" w:semiHidden="1" w:uiPriority="39" w:unhideWhenUsed="1"/>
+    <w:lsdException w:name="toc 4" w:semiHidden="1" w:uiPriority="39" w:unhideWhenUsed="1"/>
+    <w:lsdException w:name="toc 5" w:semiHidden="1" w:uiPriority="39" w:unhideWhenUsed="1"/>
+    <w:lsdException w:name="toc 6" w:semiHidden="1" w:uiPriority="39" w:unhideWhenUsed="1"/>
+    <w:lsdException w:name="toc 7" w:semiHidden="1" w:uiPriority="39" w:unhideWhenUsed="1"/>
+    <w:lsdException w:name="toc 8" w:semiHidden="1" w:uiPriority="39" w:unhideWhenUsed="1"/>
+    <w:lsdException w:name="toc 9" w:semiHidden="1" w:uiPriority="39" w:unhideWhenUsed="1"/>
+    <w:lsdException w:name="Normal Indent" w:semiHidden="1" w:unhideWhenUsed="1"/>
+    <w:lsdException w:name="footnote text" w:semiHidden="1" w:unhideWhenUsed="1"/>
+    <w:lsdException w:name="annotation text" w:semiHidden="1" w:unhideWhenUsed="1"/>
+    <w:lsdException w:name="header" w:semiHidden="1" w:unhideWhenUsed="1"/>
+    <w:lsdException w:name="footer" w:semiHidden="1" w:unhideWhenUsed="1"/>
+    <w:lsdException w:name="index heading" w:semiHidden="1" w:unhideWhenUsed="1"/>
+    <w:lsdException w:name="caption" w:semiHidden="1" w:uiPriority="35" w:unhideWhenUsed="1" w:qFormat="1"/>
+    <w:lsdException w:name="table of figures" w:semiHidden="1" w:unhideWhenUsed="1"/>
+    <w:lsdException w:name="envelope address" w:semiHidden="1" w:unhideWhenUsed="1"/>
+    <w:lsdException w:name="envelope return" w:semiHidden="1" w:unhideWhenUsed="1"/>
+    <w:lsdException w:name="footnote reference" w:semiHidden="1" w:unhideWhenUsed="1"/>
+    <w:lsdException w:name="annotation reference" w:semiHidden="1" w:unhideWhenUsed="1"/>
+    <w:lsdException w:name="line number" w:semiHidden="1" w:unhideWhenUsed="1"/>
+    <w:lsdException w:name="page number" w:semiHidden="1" w:unhideWhenUsed="1"/>
+    <w:lsdException w:name="endnote reference" w:semiHidden="1" w:unhideWhenUsed="1"/>
+    <w:lsdException w:name="endnote text" w:semiHidden="1" w:unhideWhenUsed="1"/>
+    <w:lsdException w:name="table of authorities" w:semiHidden="1" w:unhideWhenUsed="1"/>
+    <w:lsdException w:name="macro" w:semiHidden="1" w:unhideWhenUsed="1"/>
+    <w:lsdException w:name="toa heading" w:semiHidden="1" w:unhideWhenUsed="1"/>
+    <w:lsdException w:name="List" w:semiHidden="1" w:unhideWhenUsed="1"/>
+    <w:lsdException w:name="List Bullet" w:semiHidden="1" w:unhideWhenUsed="1"/>
+    <w:lsdException w:name="List Number" w:semiHidden="1" w:unhideWhenUsed="1"/>
+    <w:lsdException w:name="List 2" w:semiHidden="1" w:unhideWhenUsed="1"/>
+    <w:lsdException w:name="List 3" w:semiHidden="1" w:unhideWhenUsed="1"/>
+    <w:lsdException w:name="List 4" w:semiHidden="1" w:unhideWhenUsed="1"/>
+    <w:lsdException w:name="List 5" w:semiHidden="1" w:unhideWhenUsed="1"/>
+    <w:lsdException w:name="List Bullet 2" w:semiHidden="1" w:unhideWhenUsed="1"/>
+    <w:lsdException w:name="List Bullet 3" w:semiHidden="1" w:unhideWhenUsed="1"/>
+    <w:lsdException w:name="List Bullet 4" w:semiHidden="1" w:unhideWhenUsed="1"/>
+    <w:lsdException w:name="List Bullet 5" w:semiHidden="1" w:unhideWhenUsed="1"/>
+    <w:lsdException w:name="List Number 2" w:semiHidden="1" w:unhideWhenUsed="1"/>
+    <w:lsdException w:name="List Number 3" w:semiHidden="1" w:unhideWhenUsed="1"/>
+    <w:lsdException w:name="List Number 4" w:semiHidden="1" w:unhideWhenUsed="1"/>
+    <w:lsdException w:name="List Number 5" w:semiHidden="1" w:unhideWhenUsed="1"/>
+    <w:lsdException w:name="Title" w:uiPriority="10" w:qFormat="1"/>
+    <w:lsdException w:name="Closing" w:semiHidden="1" w:unhideWhenUsed="1"/>
+    <w:lsdException w:name="Signature" w:semiHidden="1" w:unhideWhenUsed="1"/>
+    <w:lsdException w:name="Default Paragraph Font" w:semiHidden="1" w:uiPriority="1" w:unhideWhenUsed="1"/>
+    <w:lsdException w:name="Body Text" w:semiHidden="1" w:uiPriority="0" w:unhideWhenUsed="1"/>
+    <w:lsdException w:name="Body Text Indent" w:semiHidden="1" w:unhideWhenUsed="1"/>
+    <w:lsdException w:name="List Continue" w:semiHidden="1" w:unhideWhenUsed="1"/>
+    <w:lsdException w:name="List Continue 2" w:semiHidden="1" w:unhideWhenUsed="1"/>
+    <w:lsdException w:name="List Continue 3" w:semiHidden="1" w:unhideWhenUsed="1"/>
+    <w:lsdException w:name="List Continue 4" w:semiHidden="1" w:unhideWhenUsed="1"/>
+    <w:lsdException w:name="List Continue 5" w:semiHidden="1" w:unhideWhenUsed="1"/>
+    <w:lsdException w:name="Message Header" w:semiHidden="1" w:unhideWhenUsed="1"/>
+    <w:lsdException w:name="Subtitle" w:uiPriority="11" w:qFormat="1"/>
+    <w:lsdException w:name="Salutation" w:semiHidden="1" w:unhideWhenUsed="1"/>
+    <w:lsdException w:name="Date" w:semiHidden="1" w:unhideWhenUsed="1"/>
+    <w:lsdException w:name="Body Text First Indent" w:semiHidden="1" w:unhideWhenUsed="1"/>
+    <w:lsdException w:name="Body Text First Indent 2" w:semiHidden="1" w:unhideWhenUsed="1"/>
+    <w:lsdException w:name="Note Heading" w:semiHidden="1" w:unhideWhenUsed="1"/>
+    <w:lsdException w:name="Body Text 2" w:semiHidden="1" w:unhideWhenUsed="1"/>
+    <w:lsdException w:name="Body Text 3" w:semiHidden="1" w:unhideWhenUsed="1"/>
+    <w:lsdException w:name="Body Text Indent 2" w:semiHidden="1" w:unhideWhenUsed="1"/>
+    <w:lsdException w:name="Body Text Indent 3" w:semiHidden="1" w:unhideWhenUsed="1"/>
+    <w:lsdException w:name="Block Text" w:semiHidden="1" w:unhideWhenUsed="1"/>
+    <w:lsdException w:name="Hyperlink" w:semiHidden="1" w:unhideWhenUsed="1"/>
+    <w:lsdException w:name="FollowedHyperlink" w:semiHidden="1" w:unhideWhenUsed="1"/>
+    <w:lsdException w:name="Strong" w:uiPriority="22" w:qFormat="1"/>
+    <w:lsdException w:name="Emphasis" w:uiPriority="20" w:qFormat="1"/>
+    <w:lsdException w:name="Document Map" w:semiHidden="1" w:unhideWhenUsed="1"/>
+    <w:lsdException w:name="Plain Text" w:semiHidden="1" w:unhideWhenUsed="1"/>
+    <w:lsdException w:name="E-mail Signature" w:semiHidden="1" w:unhideWhenUsed="1"/>
+    <w:lsdException w:name="HTML Top of Form" w:semiHidden="1" w:unhideWhenUsed="1"/>
+    <w:lsdException w:name="HTML Bottom of Form" w:semiHidden="1" w:unhideWhenUsed="1"/>
+    <w:lsdException w:name="Normal (Web)" w:semiHidden="1" w:unhideWhenUsed="1"/>
+    <w:lsdException w:name="HTML Acronym" w:semiHidden="1" w:unhideWhenUsed="1"/>
+    <w:lsdException w:name="HTML Address" w:semiHidden="1" w:unhideWhenUsed="1"/>
+    <w:lsdException w:name="HTML Cite" w:semiHidden="1" w:unhideWhenUsed="1"/>
+    <w:lsdException w:name="HTML Code" w:semiHidden="1" w:unhideWhenUsed="1"/>
+    <w:lsdException w:name="HTML Definition" w:semiHidden="1" w:unhideWhenUsed="1"/>
+    <w:lsdException w:name="HTML Keyboard" w:semiHidden="1" w:unhideWhenUsed="1"/>
+    <w:lsdException w:name="HTML Preformatted" w:semiHidden="1" w:unhideWhenUsed="1"/>
+    <w:lsdException w:name="HTML Sample" w:semiHidden="1" w:unhideWhenUsed="1"/>
+    <w:lsdException w:name="HTML Typewriter" w:semiHidden="1" w:unhideWhenUsed="1"/>
+    <w:lsdException w:name="HTML Variable" w:semiHidden="1" w:unhideWhenUsed="1"/>
+    <w:lsdException w:name="Normal Table" w:semiHidden="1" w:unhideWhenUsed="1"/>
+    <w:lsdException w:name="annotation subject" w:semiHidden="1" w:unhideWhenUsed="1"/>
+    <w:lsdException w:name="No List" w:semiHidden="1" w:unhideWhenUsed="1"/>
+    <w:lsdException w:name="Outline List 1" w:semiHidden="1" w:unhideWhenUsed="1"/>
+    <w:lsdException w:name="Outline List 2" w:semiHidden="1" w:unhideWhenUsed="1"/>
+    <w:lsdException w:name="Outline List 3" w:semiHidden="1" w:unhideWhenUsed="1"/>
+    <w:lsdException w:name="Table Simple 1" w:semiHidden="1" w:unhideWhenUsed="1"/>
+    <w:lsdException w:name="Table Simple 2" w:semiHidden="1" w:unhideWhenUsed="1"/>
+    <w:lsdException w:name="Table Simple 3" w:semiHidden="1" w:unhideWhenUsed="1"/>
+    <w:lsdException w:name="Table Classic 1" w:semiHidden="1" w:unhideWhenUsed="1"/>
+    <w:lsdException w:name="Table Classic 2" w:semiHidden="1" w:unhideWhenUsed="1"/>
+    <w:lsdException w:name="Table Classic 3" w:semiHidden="1" w:unhideWhenUsed="1"/>
+    <w:lsdException w:name="Table Classic 4" w:semiHidden="1" w:unhideWhenUsed="1"/>
+    <w:lsdException w:name="Table Colorful 1" w:semiHidden="1" w:unhideWhenUsed="1"/>
+    <w:lsdException w:name="Table Colorful 2" w:semiHidden="1" w:unhideWhenUsed="1"/>
+    <w:lsdException w:name="Table Colorful 3" w:semiHidden="1" w:unhideWhenUsed="1"/>
+    <w:lsdException w:name="Table Columns 1" w:semiHidden="1" w:unhideWhenUsed="1"/>
+    <w:lsdException w:name="Table Columns 2" w:semiHidden="1" w:unhideWhenUsed="1"/>
+    <w:lsdException w:name="Table Columns 3" w:semiHidden="1" w:unhideWhenUsed="1"/>
+    <w:lsdException w:name="Table Columns 4" w:semiHidden="1" w:unhideWhenUsed="1"/>
+    <w:lsdException w:name="Table Columns 5" w:semiHidden="1" w:unhideWhenUsed="1"/>
+    <w:lsdException w:name="Table Grid 1" w:semiHidden="1" w:unhideWhenUsed="1"/>
+    <w:lsdException w:name="Table Grid 2" w:semiHidden="1" w:unhideWhenUsed="1"/>
+    <w:lsdException w:name="Table Grid 3" w:semiHidden="1" w:unhideWhenUsed="1"/>
+    <w:lsdException w:name="Table Grid 4" w:semiHidden="1" w:unhideWhenUsed="1"/>
+    <w:lsdException w:name="Table Grid 5" w:semiHidden="1" w:unhideWhenUsed="1"/>
+    <w:lsdException w:name="Table Grid 6" w:semiHidden="1" w:unhideWhenUsed="1"/>
+    <w:lsdException w:name="Table Grid 7" w:semiHidden="1" w:unhideWhenUsed="1"/>
+    <w:lsdException w:name="Table Grid 8" w:semiHidden="1" w:unhideWhenUsed="1"/>
+    <w:lsdException w:name="Table List 1" w:semiHidden="1" w:unhideWhenUsed="1"/>
+    <w:lsdException w:name="Table List 2" w:semiHidden="1" w:unhideWhenUsed="1"/>
+    <w:lsdException w:name="Table List 3" w:semiHidden="1" w:unhideWhenUsed="1"/>
+    <w:lsdException w:name="Table List 4" w:semiHidden="1" w:unhideWhenUsed="1"/>
+    <w:lsdException w:name="Table List 5" w:semiHidden="1" w:unhideWhenUsed="1"/>
+    <w:lsdException w:name="Table List 6" w:semiHidden="1" w:unhideWhenUsed="1"/>
+    <w:lsdException w:name="Table List 7" w:semiHidden="1" w:unhideWhenUsed="1"/>
+    <w:lsdException w:name="Table List 8" w:semiHidden="1" w:unhideWhenUsed="1"/>
+    <w:lsdException w:name="Table 3D effects 1" w:semiHidden="1" w:unhideWhenUsed="1"/>
+    <w:lsdException w:name="Table 3D effects 2" w:semiHidden="1" w:unhideWhenUsed="1"/>
+    <w:lsdException w:name="Table 3D effects 3" w:semiHidden="1" w:unhideWhenUsed="1"/>
+    <w:lsdException w:name="Table Contemporary" w:semiHidden="1" w:unhideWhenUsed="1"/>
+    <w:lsdException w:name="Table Elegant" w:semiHidden="1" w:unhideWhenUsed="1"/>
+    <w:lsdException w:name="Table Professional" w:semiHidden="1" w:unhideWhenUsed="1"/>
+    <w:lsdException w:name="Table Subtle 1" w:semiHidden="1" w:unhideWhenUsed="1"/>
+    <w:lsdException w:name="Table Subtle 2" w:semiHidden="1" w:unhideWhenUsed="1"/>
+    <w:lsdException w:name="Table Web 1" w:semiHidden="1" w:unhideWhenUsed="1"/>
+    <w:lsdException w:name="Table Web 2" w:semiHidden="1" w:unhideWhenUsed="1"/>
+    <w:lsdException w:name="Table Web 3" w:semiHidden="1" w:unhideWhenUsed="1"/>
+    <w:lsdException w:name="Balloon Text" w:semiHidden="1" w:unhideWhenUsed="1"/>
+    <w:lsdException w:name="Table Grid" w:uiPriority="59"/>
+    <w:lsdException w:name="Table Theme" w:semiHidden="1" w:unhideWhenUsed="1"/>
+    <w:lsdException w:name="Placeholder Text" w:semiHidden="1"/>
+    <w:lsdException w:name="No Spacing" w:uiPriority="1" w:qFormat="1"/>
+    <w:lsdException w:name="Light Shading" w:uiPriority="60"/>
+    <w:lsdException w:name="Light List" w:uiPriority="61"/>
+    <w:lsdException w:name="Light Grid" w:uiPriority="62"/>
+    <w:lsdException w:name="Medium Shading 1" w:uiPriority="63"/>
+    <w:lsdException w:name="Medium Shading 2" w:uiPriority="64"/>
+    <w:lsdException w:name="Medium List 1" w:uiPriority="65"/>
+    <w:lsdException w:name="Medium List 2" w:uiPriority="66"/>
+    <w:lsdException w:name="Medium Grid 1" w:uiPriority="67"/>
+    <w:lsdException w:name="Medium Grid 2" w:uiPriority="68"/>
+    <w:lsdException w:name="Medium Grid 3" w:uiPriority="69"/>
+    <w:lsdException w:name="Dark List" w:uiPriority="70"/>
+    <w:lsdException w:name="Colorful Shading" w:uiPriority="71"/>
+    <w:lsdException w:name="Colorful List" w:uiPriority="72"/>
+    <w:lsdException w:name="Colorful Grid" w:uiPriority="73"/>
+    <w:lsdException w:name="Light Shading Accent 1" w:uiPriority="60"/>
+    <w:lsdException w:name="Light List Accent 1" w:uiPriority="61"/>
+    <w:lsdException w:name="Light Grid Accent 1" w:uiPriority="62"/>
+    <w:lsdException w:name="Medium Shading 1 Accent 1" w:uiPriority="63"/>
+    <w:lsdException w:name="Medium Shading 2 Accent 1" w:uiPriority="64"/>
+    <w:lsdException w:name="Medium List 1 Accent 1" w:uiPriority="65"/>
+    <w:lsdException w:name="Revision" w:semiHidden="1"/>
+    <w:lsdException w:name="List Paragraph" w:uiPriority="34" w:qFormat="1"/>
+    <w:lsdException w:name="Quote" w:uiPriority="29" w:qFormat="1"/>
+    <w:lsdException w:name="Intense Quote" w:uiPriority="30" w:qFormat="1"/>
+    <w:lsdException w:name="Medium List 2 Accent 1" w:uiPriority="66"/>
+    <w:lsdException w:name="Medium Grid 1 Accent 1" w:uiPriority="67"/>
+    <w:lsdException w:name="Medium Grid 2 Accent 1" w:uiPriority="68"/>
+    <w:lsdException w:name="Medium Grid 3 Accent 1" w:uiPriority="69"/>
+    <w:lsdException w:name="Dark List Accent 1" w:uiPriority="70"/>
+    <w:lsdException w:name="Colorful Shading Accent 1" w:uiPriority="71"/>
+    <w:lsdException w:name="Colorful List Accent 1" w:uiPriority="72"/>
+    <w:lsdException w:name="Colorful Grid Accent 1" w:uiPriority="73"/>
+    <w:lsdException w:name="Light Shading Accent 2" w:uiPriority="60"/>
+    <w:lsdException w:name="Light List Accent 2" w:uiPriority="61"/>
+    <w:lsdException w:name="Light Grid Accent 2" w:uiPriority="62"/>
+    <w:lsdException w:name="Medium Shading 1 Accent 2" w:uiPriority="63"/>
+    <w:lsdException w:name="Medium Shading 2 Accent 2" w:uiPriority="64"/>
+    <w:lsdException w:name="Medium List 1 Accent 2" w:uiPriority="65"/>
+    <w:lsdException w:name="Medium List 2 Accent 2" w:uiPriority="66"/>
+    <w:lsdException w:name="Medium Grid 1 Accent 2" w:uiPriority="67"/>
+    <w:lsdException w:name="Medium Grid 2 Accent 2" w:uiPriority="68"/>
+    <w:lsdException w:name="Medium Grid 3 Accent 2" w:uiPriority="69"/>
+    <w:lsdException w:name="Dark List Accent 2" w:uiPriority="70"/>
+    <w:lsdException w:name="Colorful Shading Accent 2" w:uiPriority="71"/>
+    <w:lsdException w:name="Colorful List Accent 2" w:uiPriority="72"/>
+    <w:lsdException w:name="Colorful Grid Accent 2" w:uiPriority="73"/>
+    <w:lsdException w:name="Light Shading Accent 3" w:uiPriority="60"/>
+    <w:lsdException w:name="Light List Accent 3" w:uiPriority="61"/>
+    <w:lsdException w:name="Light Grid Accent 3" w:uiPriority="62"/>
+    <w:lsdException w:name="Medium Shading 1 Accent 3" w:uiPriority="63"/>
+    <w:lsdException w:name="Medium Shading 2 Accent 3" w:uiPriority="64"/>
+    <w:lsdException w:name="Medium List 1 Accent 3" w:uiPriority="65"/>
+    <w:lsdException w:name="Medium List 2 Accent 3" w:uiPriority="66"/>
+    <w:lsdException w:name="Medium Grid 1 Accent 3" w:uiPriority="67"/>
+    <w:lsdException w:name="Medium Grid 2 Accent 3" w:uiPriority="68"/>
+    <w:lsdException w:name="Medium Grid 3 Accent 3" w:uiPriority="69"/>
+    <w:lsdException w:name="Dark List Accent 3" w:uiPriority="70"/>
+    <w:lsdException w:name="Colorful Shading Accent 3" w:uiPriority="71"/>
+    <w:lsdException w:name="Colorful List Accent 3" w:uiPriority="72"/>
+    <w:lsdException w:name="Colorful Grid Accent 3" w:uiPriority="73"/>
+    <w:lsdException w:name="Light Shading Accent 4" w:uiPriority="60"/>
+    <w:lsdException w:name="Light List Accent 4" w:uiPriority="61"/>
+    <w:lsdException w:name="Light Grid Accent 4" w:uiPriority="62"/>
+    <w:lsdException w:name="Medium Shading 1 Accent 4" w:uiPriority="63"/>
+    <w:lsdException w:name="Medium Shading 2 Accent 4" w:uiPriority="64"/>
+    <w:lsdException w:name="Medium List 1 Accent 4" w:uiPriority="65"/>
+    <w:lsdException w:name="Medium List 2 Accent 4" w:uiPriority="66"/>
+    <w:lsdException w:name="Medium Grid 1 Accent 4" w:uiPriority="67"/>
+    <w:lsdException w:name="Medium Grid 2 Accent 4" w:uiPriority="68"/>
+    <w:lsdException w:name="Medium Grid 3 Accent 4" w:uiPriority="69"/>
+    <w:lsdException w:name="Dark List Accent 4" w:uiPriority="70"/>
+    <w:lsdException w:name="Colorful Shading Accent 4" w:uiPriority="71"/>
+    <w:lsdException w:name="Colorful List Accent 4" w:uiPriority="72"/>
+    <w:lsdException w:name="Colorful Grid Accent 4" w:uiPriority="73"/>
+    <w:lsdException w:name="Light Shading Accent 5" w:uiPriority="60"/>
+    <w:lsdException w:name="Light List Accent 5" w:uiPriority="61"/>
+    <w:lsdException w:name="Light Grid Accent 5" w:uiPriority="62"/>
+    <w:lsdException w:name="Medium Shading 1 Accent 5" w:uiPriority="63"/>
+    <w:lsdException w:name="Medium Shading 2 Accent 5" w:uiPriority="64"/>
+    <w:lsdException w:name="Medium List 1 Accent 5" w:uiPriority="65"/>
+    <w:lsdException w:name="Medium List 2 Accent 5" w:uiPriority="66"/>
+    <w:lsdException w:name="Medium Grid 1 Accent 5" w:uiPriority="67"/>
+    <w:lsdException w:name="Medium Grid 2 Accent 5" w:uiPriority="68"/>
+    <w:lsdException w:name="Medium Grid 3 Accent 5" w:uiPriority="69"/>
+    <w:lsdException w:name="Dark List Accent 5" w:uiPriority="70"/>
+    <w:lsdException w:name="Colorful Shading Accent 5" w:uiPriority="71"/>
+    <w:lsdException w:name="Colorful List Accent 5" w:uiPriority="72"/>
+    <w:lsdException w:name="Colorful Grid Accent 5" w:uiPriority="73"/>
+    <w:lsdException w:name="Light Shading Accent 6" w:uiPriority="60"/>
+    <w:lsdException w:name="Light List Accent 6" w:uiPriority="61"/>
+    <w:lsdException w:name="Light Grid Accent 6" w:uiPriority="62"/>
+    <w:lsdException w:name="Medium Shading 1 Accent 6" w:uiPriority="63"/>
+    <w:lsdException w:name="Medium Shading 2 Accent 6" w:uiPriority="64"/>
+    <w:lsdException w:name="Medium List 1 Accent 6" w:uiPriority="65"/>
+    <w:lsdException w:name="Medium List 2 Accent 6" w:uiPriority="66"/>
+    <w:lsdException w:name="Medium Grid 1 Accent 6" w:uiPriority="67"/>
+    <w:lsdException w:name="Medium Grid 2 Accent 6" w:uiPriority="68"/>
+    <w:lsdException w:name="Medium Grid 3 Accent 6" w:uiPriority="69"/>
+    <w:lsdException w:name="Dark List Accent 6" w:uiPriority="70"/>
+    <w:lsdException w:name="Colorful Shading Accent 6" w:uiPriority="71"/>
+    <w:lsdException w:name="Colorful List Accent 6" w:uiPriority="72"/>
+    <w:lsdException w:name="Colorful Grid Accent 6" w:uiPriority="73"/>
+    <w:lsdException w:name="Subtle Emphasis" w:uiPriority="19" w:qFormat="1"/>
+    <w:lsdException w:name="Intense Emphasis" w:uiPriority="21" w:qFormat="1"/>
+    <w:lsdException w:name="Subtle Reference" w:uiPriority="31" w:qFormat="1"/>
+    <w:lsdException w:name="Intense Reference" w:uiPriority="32" w:qFormat="1"/>
+    <w:lsdException w:name="Book Title" w:uiPriority="33" w:qFormat="1"/>
+    <w:lsdException w:name="Bibliography" w:semiHidden="1" w:uiPriority="37" w:unhideWhenUsed="1"/>
+    <w:lsdException w:name="TOC Heading" w:semiHidden="1" w:uiPriority="39" w:unhideWhenUsed="1" w:qFormat="1"/>
+    <w:lsdException w:name="Plain Table 1" w:uiPriority="41"/>
+    <w:lsdException w:name="Plain Table 2" w:uiPriority="42"/>
+    <w:lsdException w:name="Plain Table 3" w:uiPriority="43"/>
+    <w:lsdException w:name="Plain Table 4" w:uiPriority="44"/>
+    <w:lsdException w:name="Plain Table 5" w:uiPriority="45"/>
+    <w:lsdException w:name="Grid Table Light" w:uiPriority="40"/>
+    <w:lsdException w:name="Grid Table 1 Light" w:uiPriority="46"/>
+    <w:lsdException w:name="Grid Table 2" w:uiPriority="47"/>
+    <w:lsdException w:name="Grid Table 3" w:uiPriority="48"/>
+    <w:lsdException w:name="Grid Table 4" w:uiPriority="49"/>
+    <w:lsdException w:name="Grid Table 5 Dark" w:uiPriority="50"/>
+    <w:lsdException w:name="Grid Table 6 Colorful" w:uiPriority="51"/>
+    <w:lsdException w:name="Grid Table 7 Colorful" w:uiPriority="52"/>
+    <w:lsdException w:name="Grid Table 1 Light Accent 1" w:uiPriority="46"/>
+    <w:lsdException w:name="Grid Table 2 Accent 1" w:uiPriority="47"/>
+    <w:lsdException w:name="Grid Table 3 Accent 1" w:uiPriority="48"/>
+    <w:lsdException w:name="Grid Table 4 Accent 1" w:uiPriority="49"/>
+    <w:lsdException w:name="Grid Table 5 Dark Accent 1" w:uiPriority="50"/>
+    <w:lsdException w:name="Grid Table 6 Colorful Accent 1" w:uiPriority="51"/>
+    <w:lsdException w:name="Grid Table 7 Colorful Accent 1" w:uiPriority="52"/>
+    <w:lsdException w:name="Grid Table 1 Light Accent 2" w:uiPriority="46"/>
+    <w:lsdException w:name="Grid Table 2 Accent 2" w:uiPriority="47"/>
+    <w:lsdException w:name="Grid Table 3 Accent 2" w:uiPriority="48"/>
+    <w:lsdException w:name="Grid Table 4 Accent 2" w:uiPriority="49"/>
+    <w:lsdException w:name="Grid Table 5 Dark Accent 2" w:uiPriority="50"/>
+    <w:lsdException w:name="Grid Table 6 Colorful Accent 2" w:uiPriority="51"/>
+    <w:lsdException w:name="Grid Table 7 Colorful Accent 2" w:uiPriority="52"/>
+    <w:lsdException w:name="Grid Table 1 Light Accent 3" w:uiPriority="46"/>
+    <w:lsdException w:name="Grid Table 2 Accent 3" w:uiPriority="47"/>
+    <w:lsdException w:name="Grid Table 3 Accent 3" w:uiPriority="48"/>
+    <w:lsdException w:name="Grid Table 4 Accent 3" w:uiPriority="49"/>
+    <w:lsdException w:name="Grid Table 5 Dark Accent 3" w:uiPriority="50"/>
+    <w:lsdException w:name="Grid Table 6 Colorful Accent 3" w:uiPriority="51"/>
+    <w:lsdException w:name="Grid Table 7 Colorful Accent 3" w:uiPriority="52"/>
+    <w:lsdException w:name="Grid Table 1 Light Accent 4" w:uiPriority="46"/>
+    <w:lsdException w:name="Grid Table 2 Accent 4" w:uiPriority="47"/>
+    <w:lsdException w:name="Grid Table 3 Accent 4" w:uiPriority="48"/>
+    <w:lsdException w:name="Grid Table 4 Accent 4" w:uiPriority="49"/>
+    <w:lsdException w:name="Grid Table 5 Dark Accent 4" w:uiPriority="50"/>
+    <w:lsdException w:name="Grid Table 6 Colorful Accent 4" w:uiPriority="51"/>
+    <w:lsdException w:name="Grid Table 7 Colorful Accent 4" w:uiPriority="52"/>
+    <w:lsdException w:name="Grid Table 1 Light Accent 5" w:uiPriority="46"/>
+    <w:lsdException w:name="Grid Table 2 Accent 5" w:uiPriority="47"/>
+    <w:lsdException w:name="Grid Table 3 Accent 5" w:uiPriority="48"/>
+    <w:lsdException w:name="Grid Table 4 Accent 5" w:uiPriority="49"/>
+    <w:lsdException w:name="Grid Table 5 Dark Accent 5" w:uiPriority="50"/>
+    <w:lsdException w:name="Grid Table 6 Colorful Accent 5" w:uiPriority="51"/>
+    <w:lsdException w:name="Grid Table 7 Colorful Accent 5" w:uiPriority="52"/>
+    <w:lsdException w:name="Grid Table 1 Light Accent 6" w:uiPriority="46"/>
+    <w:lsdException w:name="Grid Table 2 Accent 6" w:uiPriority="47"/>
+    <w:lsdException w:name="Grid Table 3 Accent 6" w:uiPriority="48"/>
+    <w:lsdException w:name="Grid Table 4 Accent 6" w:uiPriority="49"/>
+    <w:lsdException w:name="Grid Table 5 Dark Accent 6" w:uiPriority="50"/>
+    <w:lsdException w:name="Grid Table 6 Colorful Accent 6" w:uiPriority="51"/>
+    <w:lsdException w:name="Grid Table 7 Colorful Accent 6" w:uiPriority="52"/>
+    <w:lsdException w:name="List Table 1 Light" w:uiPriority="46"/>
+    <w:lsdException w:name="List Table 2" w:uiPriority="47"/>
+    <w:lsdException w:name="List Table 3" w:uiPriority="48"/>
+    <w:lsdException w:name="List Table 4" w:uiPriority="49"/>
+    <w:lsdException w:name="List Table 5 Dark" w:uiPriority="50"/>
+    <w:lsdException w:name="List Table 6 Colorful" w:uiPriority="51"/>
+    <w:lsdException w:name="List Table 7 Colorful" w:uiPriority="52"/>
+    <w:lsdException w:name="List Table 1 Light Accent 1" w:uiPriority="46"/>
+    <w:lsdException w:name="List Table 2 Accent 1" w:uiPriority="47"/>
+    <w:lsdException w:name="List Table 3 Accent 1" w:uiPriority="48"/>
+    <w:lsdException w:name="List Table 4 Accent 1" w:uiPriority="49"/>
+    <w:lsdException w:name="List Table 5 Dark Accent 1" w:uiPriority="50"/>
+    <w:lsdException w:name="List Table 6 Colorful Accent 1" w:uiPriority="51"/>
+    <w:lsdException w:name="List Table 7 Colorful Accent 1" w:uiPriority="52"/>
+    <w:lsdException w:name="List Table 1 Light Accent 2" w:uiPriority="46"/>
+    <w:lsdException w:name="List Table 2 Accent 2" w:uiPriority="47"/>
+    <w:lsdException w:name="List Table 3 Accent 2" w:uiPriority="48"/>
+    <w:lsdException w:name="List Table 4 Accent 2" w:uiPriority="49"/>
+    <w:lsdException w:name="List Table 5 Dark Accent 2" w:uiPriority="50"/>
+    <w:lsdException w:name="List Table 6 Colorful Accent 2" w:uiPriority="51"/>
+    <w:lsdException w:name="List Table 7 Colorful Accent 2" w:uiPriority="52"/>
+    <w:lsdException w:name="List Table 1 Light Accent 3" w:uiPriority="46"/>
+    <w:lsdException w:name="List Table 2 Accent 3" w:uiPriority="47"/>
+    <w:lsdException w:name="List Table 3 Accent 3" w:uiPriority="48"/>
+    <w:lsdException w:name="List Table 4 Accent 3" w:uiPriority="49"/>
+    <w:lsdException w:name="List Table 5 Dark Accent 3" w:uiPriority="50"/>
+    <w:lsdException w:name="List Table 6 Colorful Accent 3" w:uiPriority="51"/>
+    <w:lsdException w:name="List Table 7 Colorful Accent 3" w:uiPriority="52"/>
+    <w:lsdException w:name="List Table 1 Light Accent 4" w:uiPriority="46"/>
+    <w:lsdException w:name="List Table 2 Accent 4" w:uiPriority="47"/>
+    <w:lsdException w:name="List Table 3 Accent 4" w:uiPriority="48"/>
+    <w:lsdException w:name="List Table 4 Accent 4" w:uiPriority="49"/>
+    <w:lsdException w:name="List Table 5 Dark Accent 4" w:uiPriority="50"/>
+    <w:lsdException w:name="List Table 6 Colorful Accent 4" w:uiPriority="51"/>
+    <w:lsdException w:name="List Table 7 Colorful Accent 4" w:uiPriority="52"/>
+    <w:lsdException w:name="List Table 1 Light Accent 5" w:uiPriority="46"/>
+    <w:lsdException w:name="List Table 2 Accent 5" w:uiPriority="47"/>
+    <w:lsdException w:name="List Table 3 Accent 5" w:uiPriority="48"/>
+    <w:lsdException w:name="List Table 4 Accent 5" w:uiPriority="49"/>
+    <w:lsdException w:name="List Table 5 Dark Accent 5" w:uiPriority="50"/>
+    <w:lsdException w:name="List Table 6 Colorful Accent 5" w:uiPriority="51"/>
+    <w:lsdException w:name="List Table 7 Colorful Accent 5" w:uiPriority="52"/>
+    <w:lsdException w:name="List Table 1 Light Accent 6" w:uiPriority="46"/>
+    <w:lsdException w:name="List Table 2 Accent 6" w:uiPriority="47"/>
+    <w:lsdException w:name="List Table 3 Accent 6" w:uiPriority="48"/>
+    <w:lsdException w:name="List Table 4 Accent 6" w:uiPriority="49"/>
+    <w:lsdException w:name="List Table 5 Dark Accent 6" w:uiPriority="50"/>
+    <w:lsdException w:name="List Table 6 Colorful Accent 6" w:uiPriority="51"/>
+    <w:lsdException w:name="List Table 7 Colorful Accent 6" w:uiPriority="52"/>
+    <w:lsdException w:name="Mention" w:semiHidden="1" w:unhideWhenUsed="1"/>
+    <w:lsdException w:name="Smart Hyperlink" w:semiHidden="1" w:unhideWhenUsed="1"/>
+    <w:lsdException w:name="Hashtag" w:semiHidden="1" w:unhideWhenUsed="1"/>
+    <w:lsdException w:name="Unresolved Mention" w:semiHidden="1" w:unhideWhenUsed="1"/>
+    <w:lsdException w:name="Smart Link" w:semiHidden="1" w:unhideWhenUsed="1"/>
   </w:latentStyles>
   <w:style w:type="paragraph" w:default="1" w:styleId="Normal">
     <w:name w:val="Normal"/>
     <w:qFormat/>
-    <w:rsid w:val="00C20FD8"/>
+    <w:rsid w:val="001777F3"/>
+    <w:pPr>
+      <w:spacing w:after="240" w:line="276" w:lineRule="auto"/>
+    </w:pPr>
+    <w:rPr>
+      <w:rFonts w:cstheme="minorHAnsi"/>
+      <w:sz w:val="28"/>
+      <w:szCs w:val="28"/>
+    </w:rPr>
+  </w:style>
+  <w:style w:type="paragraph" w:styleId="Heading1">
+    <w:name w:val="heading 1"/>
+    <w:basedOn w:val="NoSpacing"/>
+    <w:next w:val="Normal"/>
+    <w:link w:val="Heading1Char"/>
+    <w:qFormat/>
+    <w:rsid w:val="001777F3"/>
+    <w:pPr>
+      <w:keepNext/>
+      <w:spacing w:before="240" w:after="60"/>
+      <w:outlineLvl w:val="0"/>
+    </w:pPr>
+    <w:rPr>
+      <w:rFonts w:eastAsiaTheme="majorEastAsia"/>
+      <w:b/>
+      <w:kern w:val="28"/>
+      <w:sz w:val="56"/>
+    </w:rPr>
+  </w:style>
+  <w:style w:type="paragraph" w:styleId="Heading2">
+    <w:name w:val="heading 2"/>
+    <w:basedOn w:val="Heading1"/>
+    <w:next w:val="Normal"/>
+    <w:link w:val="Heading2Char"/>
+    <w:qFormat/>
+    <w:rsid w:val="001777F3"/>
+    <w:pPr>
+      <w:numPr>
+        <w:ilvl w:val="1"/>
+        <w:numId w:val="7"/>
+      </w:numPr>
+      <w:outlineLvl w:val="1"/>
+    </w:pPr>
+    <w:rPr>
+      <w:rFonts w:asciiTheme="majorHAnsi" w:hAnsiTheme="majorHAnsi"/>
+      <w:sz w:val="48"/>
+      <w:szCs w:val="48"/>
+    </w:rPr>
+  </w:style>
+  <w:style w:type="paragraph" w:styleId="Heading3">
+    <w:name w:val="heading 3"/>
+    <w:basedOn w:val="Heading2"/>
+    <w:next w:val="Normal"/>
+    <w:link w:val="Heading3Char"/>
+    <w:qFormat/>
+    <w:rsid w:val="001777F3"/>
+    <w:pPr>
+      <w:outlineLvl w:val="2"/>
+    </w:pPr>
+    <w:rPr>
+      <w:sz w:val="40"/>
+    </w:rPr>
+  </w:style>
+  <w:style w:type="paragraph" w:styleId="Heading4">
+    <w:name w:val="heading 4"/>
+    <w:basedOn w:val="Heading3"/>
+    <w:next w:val="Normal"/>
+    <w:link w:val="Heading4Char"/>
+    <w:qFormat/>
+    <w:rsid w:val="001777F3"/>
+    <w:pPr>
+      <w:numPr>
+        <w:ilvl w:val="3"/>
+      </w:numPr>
+      <w:outlineLvl w:val="3"/>
+    </w:pPr>
+    <w:rPr>
+      <w:sz w:val="32"/>
+    </w:rPr>
+  </w:style>
+  <w:style w:type="paragraph" w:styleId="Heading5">
+    <w:name w:val="heading 5"/>
+    <w:basedOn w:val="Heading4"/>
+    <w:next w:val="Normal"/>
+    <w:link w:val="Heading5Char"/>
+    <w:qFormat/>
+    <w:rsid w:val="001777F3"/>
+    <w:pPr>
+      <w:numPr>
+        <w:ilvl w:val="4"/>
+      </w:numPr>
+      <w:outlineLvl w:val="4"/>
+    </w:pPr>
+    <w:rPr>
+      <w:sz w:val="28"/>
+    </w:rPr>
+  </w:style>
+  <w:style w:type="paragraph" w:styleId="Heading6">
+    <w:name w:val="heading 6"/>
+    <w:basedOn w:val="Heading5"/>
+    <w:next w:val="Normal"/>
+    <w:link w:val="Heading6Char"/>
+    <w:qFormat/>
+    <w:rsid w:val="001777F3"/>
+    <w:pPr>
+      <w:numPr>
+        <w:ilvl w:val="5"/>
+      </w:numPr>
+      <w:outlineLvl w:val="5"/>
+    </w:pPr>
+    <w:rPr>
+      <w:bCs/>
+      <w:sz w:val="24"/>
+      <w:szCs w:val="24"/>
+      <w:u w:val="single"/>
+    </w:rPr>
+  </w:style>
+  <w:style w:type="paragraph" w:styleId="Heading7">
+    <w:name w:val="heading 7"/>
+    <w:basedOn w:val="Heading6"/>
+    <w:next w:val="Normal"/>
+    <w:link w:val="Heading7Char"/>
+    <w:qFormat/>
+    <w:rsid w:val="001777F3"/>
+    <w:pPr>
+      <w:keepNext w:val="0"/>
+      <w:numPr>
+        <w:ilvl w:val="0"/>
+        <w:numId w:val="0"/>
+      </w:numPr>
+      <w:outlineLvl w:val="6"/>
+    </w:pPr>
+    <w:rPr>
+      <w:b w:val="0"/>
+      <w:kern w:val="0"/>
+    </w:rPr>
+  </w:style>
+  <w:style w:type="paragraph" w:styleId="Heading8">
+    <w:name w:val="heading 8"/>
+    <w:basedOn w:val="Heading6"/>
+    <w:next w:val="Normal"/>
+    <w:link w:val="Heading8Char"/>
+    <w:qFormat/>
+    <w:rsid w:val="001777F3"/>
+    <w:pPr>
+      <w:outlineLvl w:val="7"/>
+    </w:pPr>
+    <w:rPr>
+      <w:i/>
+      <w:iCs/>
+      <w:u w:val="none"/>
+    </w:rPr>
+  </w:style>
+  <w:style w:type="paragraph" w:styleId="Heading9">
+    <w:name w:val="heading 9"/>
+    <w:basedOn w:val="Heading8"/>
+    <w:next w:val="Normal"/>
+    <w:link w:val="Heading9Char"/>
+    <w:qFormat/>
+    <w:rsid w:val="001777F3"/>
+    <w:pPr>
+      <w:outlineLvl w:val="8"/>
+    </w:pPr>
+    <w:rPr>
+      <w:b w:val="0"/>
+      <w:bCs w:val="0"/>
+    </w:rPr>
   </w:style>
   <w:style w:type="character" w:default="1" w:styleId="DefaultParagraphFont">
     <w:name w:val="Default Paragraph Font"/>
@@ -837,7 +1298,6 @@
     <w:uiPriority w:val="99"/>
     <w:semiHidden/>
     <w:unhideWhenUsed/>
-    <w:qFormat/>
     <w:tblPr>
       <w:tblInd w:w="0" w:type="dxa"/>
       <w:tblCellMar>
@@ -883,6 +1343,505 @@
       <w:sz w:val="20"/>
       <w:szCs w:val="20"/>
       <w:lang w:eastAsia="ar-SA"/>
+    </w:rPr>
+  </w:style>
+  <w:style w:type="paragraph" w:customStyle="1" w:styleId="Subheading1">
+    <w:name w:val="Subheading 1"/>
+    <w:basedOn w:val="Heading1"/>
+    <w:next w:val="Normal"/>
+    <w:link w:val="Subheading1Char"/>
+    <w:qFormat/>
+    <w:rsid w:val="001777F3"/>
+    <w:pPr>
+      <w:spacing w:before="0" w:after="0" w:line="240" w:lineRule="auto"/>
+      <w:contextualSpacing/>
+    </w:pPr>
+    <w:rPr>
+      <w:rFonts w:asciiTheme="majorHAnsi" w:eastAsiaTheme="minorHAnsi" w:hAnsiTheme="majorHAnsi"/>
+      <w:sz w:val="48"/>
+      <w:szCs w:val="48"/>
+      <w:vertAlign w:val="superscript"/>
+    </w:rPr>
+  </w:style>
+  <w:style w:type="character" w:customStyle="1" w:styleId="Subheading1Char">
+    <w:name w:val="Subheading 1 Char"/>
+    <w:basedOn w:val="DefaultParagraphFont"/>
+    <w:link w:val="Subheading1"/>
+    <w:rsid w:val="001777F3"/>
+    <w:rPr>
+      <w:rFonts w:asciiTheme="majorHAnsi" w:hAnsiTheme="majorHAnsi" w:cstheme="minorHAnsi"/>
+      <w:b/>
+      <w:kern w:val="28"/>
+      <w:sz w:val="48"/>
+      <w:szCs w:val="48"/>
+      <w:vertAlign w:val="superscript"/>
+    </w:rPr>
+  </w:style>
+  <w:style w:type="character" w:customStyle="1" w:styleId="Heading1Char">
+    <w:name w:val="Heading 1 Char"/>
+    <w:basedOn w:val="DefaultParagraphFont"/>
+    <w:link w:val="Heading1"/>
+    <w:rsid w:val="001777F3"/>
+    <w:rPr>
+      <w:rFonts w:eastAsiaTheme="majorEastAsia" w:cstheme="minorHAnsi"/>
+      <w:b/>
+      <w:kern w:val="28"/>
+      <w:sz w:val="56"/>
+      <w:szCs w:val="28"/>
+    </w:rPr>
+  </w:style>
+  <w:style w:type="paragraph" w:customStyle="1" w:styleId="Subheading2">
+    <w:name w:val="Subheading 2"/>
+    <w:basedOn w:val="Subheading1"/>
+    <w:next w:val="Normal"/>
+    <w:link w:val="Subheading2Char"/>
+    <w:qFormat/>
+    <w:rsid w:val="001777F3"/>
+  </w:style>
+  <w:style w:type="character" w:customStyle="1" w:styleId="Subheading2Char">
+    <w:name w:val="Subheading 2 Char"/>
+    <w:basedOn w:val="Subheading1Char"/>
+    <w:link w:val="Subheading2"/>
+    <w:rsid w:val="001777F3"/>
+    <w:rPr>
+      <w:rFonts w:asciiTheme="majorHAnsi" w:hAnsiTheme="majorHAnsi" w:cstheme="minorHAnsi"/>
+      <w:b/>
+      <w:kern w:val="28"/>
+      <w:sz w:val="48"/>
+      <w:szCs w:val="48"/>
+      <w:vertAlign w:val="superscript"/>
+    </w:rPr>
+  </w:style>
+  <w:style w:type="paragraph" w:customStyle="1" w:styleId="Subheading3">
+    <w:name w:val="Subheading 3"/>
+    <w:basedOn w:val="Subheading2"/>
+    <w:next w:val="Normal"/>
+    <w:link w:val="Subheading3Char"/>
+    <w:qFormat/>
+    <w:rsid w:val="001777F3"/>
+    <w:rPr>
+      <w:sz w:val="40"/>
+      <w:szCs w:val="40"/>
+    </w:rPr>
+  </w:style>
+  <w:style w:type="character" w:customStyle="1" w:styleId="Subheading3Char">
+    <w:name w:val="Subheading 3 Char"/>
+    <w:basedOn w:val="Subheading2Char"/>
+    <w:link w:val="Subheading3"/>
+    <w:rsid w:val="001777F3"/>
+    <w:rPr>
+      <w:rFonts w:asciiTheme="majorHAnsi" w:hAnsiTheme="majorHAnsi" w:cstheme="minorHAnsi"/>
+      <w:b/>
+      <w:kern w:val="28"/>
+      <w:sz w:val="40"/>
+      <w:szCs w:val="40"/>
+      <w:vertAlign w:val="superscript"/>
+    </w:rPr>
+  </w:style>
+  <w:style w:type="paragraph" w:customStyle="1" w:styleId="Suptitle">
+    <w:name w:val="Suptitle"/>
+    <w:basedOn w:val="Subtitle"/>
+    <w:link w:val="SuptitleChar"/>
+    <w:qFormat/>
+    <w:rsid w:val="001777F3"/>
+    <w:pPr>
+      <w:spacing w:before="240" w:line="240" w:lineRule="auto"/>
+    </w:pPr>
+    <w:rPr>
+      <w:vertAlign w:val="subscript"/>
+    </w:rPr>
+  </w:style>
+  <w:style w:type="character" w:customStyle="1" w:styleId="SuptitleChar">
+    <w:name w:val="Suptitle Char"/>
+    <w:basedOn w:val="SubtitleChar"/>
+    <w:link w:val="Suptitle"/>
+    <w:rsid w:val="001777F3"/>
+    <w:rPr>
+      <w:rFonts w:asciiTheme="majorHAnsi" w:eastAsiaTheme="majorEastAsia" w:hAnsiTheme="majorHAnsi" w:cstheme="majorBidi"/>
+      <w:color w:val="7F7F7F" w:themeColor="text1" w:themeTint="80"/>
+      <w:spacing w:val="-10"/>
+      <w:kern w:val="28"/>
+      <w:sz w:val="72"/>
+      <w:szCs w:val="72"/>
+      <w:vertAlign w:val="subscript"/>
+    </w:rPr>
+  </w:style>
+  <w:style w:type="paragraph" w:styleId="Subtitle">
+    <w:name w:val="Subtitle"/>
+    <w:basedOn w:val="Title"/>
+    <w:next w:val="Normal"/>
+    <w:link w:val="SubtitleChar"/>
+    <w:uiPriority w:val="11"/>
+    <w:qFormat/>
+    <w:rsid w:val="001777F3"/>
+    <w:rPr>
+      <w:b w:val="0"/>
+      <w:bCs w:val="0"/>
+      <w:color w:val="7F7F7F" w:themeColor="text1" w:themeTint="80"/>
+      <w:vertAlign w:val="superscript"/>
+    </w:rPr>
+  </w:style>
+  <w:style w:type="character" w:customStyle="1" w:styleId="SubtitleChar">
+    <w:name w:val="Subtitle Char"/>
+    <w:basedOn w:val="DefaultParagraphFont"/>
+    <w:link w:val="Subtitle"/>
+    <w:uiPriority w:val="11"/>
+    <w:rsid w:val="001777F3"/>
+    <w:rPr>
+      <w:rFonts w:asciiTheme="majorHAnsi" w:eastAsiaTheme="majorEastAsia" w:hAnsiTheme="majorHAnsi" w:cstheme="majorBidi"/>
+      <w:color w:val="7F7F7F" w:themeColor="text1" w:themeTint="80"/>
+      <w:spacing w:val="-10"/>
+      <w:kern w:val="28"/>
+      <w:sz w:val="72"/>
+      <w:szCs w:val="72"/>
+      <w:vertAlign w:val="superscript"/>
+    </w:rPr>
+  </w:style>
+  <w:style w:type="paragraph" w:styleId="NoSpacing">
+    <w:name w:val="No Spacing"/>
+    <w:basedOn w:val="Normal"/>
+    <w:uiPriority w:val="1"/>
+    <w:qFormat/>
+    <w:rsid w:val="001777F3"/>
+    <w:pPr>
+      <w:spacing w:after="0"/>
+    </w:pPr>
+  </w:style>
+  <w:style w:type="character" w:customStyle="1" w:styleId="Heading2Char">
+    <w:name w:val="Heading 2 Char"/>
+    <w:basedOn w:val="DefaultParagraphFont"/>
+    <w:link w:val="Heading2"/>
+    <w:rsid w:val="001777F3"/>
+    <w:rPr>
+      <w:rFonts w:asciiTheme="majorHAnsi" w:eastAsiaTheme="majorEastAsia" w:hAnsiTheme="majorHAnsi" w:cstheme="minorHAnsi"/>
+      <w:b/>
+      <w:kern w:val="28"/>
+      <w:sz w:val="48"/>
+      <w:szCs w:val="48"/>
+    </w:rPr>
+  </w:style>
+  <w:style w:type="character" w:customStyle="1" w:styleId="Heading3Char">
+    <w:name w:val="Heading 3 Char"/>
+    <w:basedOn w:val="DefaultParagraphFont"/>
+    <w:link w:val="Heading3"/>
+    <w:rsid w:val="001777F3"/>
+    <w:rPr>
+      <w:rFonts w:asciiTheme="majorHAnsi" w:eastAsiaTheme="majorEastAsia" w:hAnsiTheme="majorHAnsi" w:cstheme="minorHAnsi"/>
+      <w:b/>
+      <w:kern w:val="28"/>
+      <w:sz w:val="40"/>
+      <w:szCs w:val="48"/>
+    </w:rPr>
+  </w:style>
+  <w:style w:type="character" w:customStyle="1" w:styleId="Heading4Char">
+    <w:name w:val="Heading 4 Char"/>
+    <w:basedOn w:val="DefaultParagraphFont"/>
+    <w:link w:val="Heading4"/>
+    <w:rsid w:val="001777F3"/>
+    <w:rPr>
+      <w:rFonts w:asciiTheme="majorHAnsi" w:eastAsiaTheme="majorEastAsia" w:hAnsiTheme="majorHAnsi" w:cstheme="minorHAnsi"/>
+      <w:b/>
+      <w:kern w:val="28"/>
+      <w:sz w:val="32"/>
+      <w:szCs w:val="48"/>
+    </w:rPr>
+  </w:style>
+  <w:style w:type="character" w:customStyle="1" w:styleId="Heading5Char">
+    <w:name w:val="Heading 5 Char"/>
+    <w:basedOn w:val="DefaultParagraphFont"/>
+    <w:link w:val="Heading5"/>
+    <w:rsid w:val="001777F3"/>
+    <w:rPr>
+      <w:rFonts w:asciiTheme="majorHAnsi" w:eastAsiaTheme="majorEastAsia" w:hAnsiTheme="majorHAnsi" w:cstheme="minorHAnsi"/>
+      <w:b/>
+      <w:kern w:val="28"/>
+      <w:sz w:val="28"/>
+      <w:szCs w:val="48"/>
+    </w:rPr>
+  </w:style>
+  <w:style w:type="character" w:customStyle="1" w:styleId="Heading6Char">
+    <w:name w:val="Heading 6 Char"/>
+    <w:basedOn w:val="DefaultParagraphFont"/>
+    <w:link w:val="Heading6"/>
+    <w:rsid w:val="001777F3"/>
+    <w:rPr>
+      <w:rFonts w:asciiTheme="majorHAnsi" w:eastAsiaTheme="majorEastAsia" w:hAnsiTheme="majorHAnsi" w:cstheme="minorHAnsi"/>
+      <w:b/>
+      <w:bCs/>
+      <w:kern w:val="28"/>
+      <w:sz w:val="24"/>
+      <w:szCs w:val="24"/>
+      <w:u w:val="single"/>
+    </w:rPr>
+  </w:style>
+  <w:style w:type="character" w:customStyle="1" w:styleId="Heading7Char">
+    <w:name w:val="Heading 7 Char"/>
+    <w:basedOn w:val="DefaultParagraphFont"/>
+    <w:link w:val="Heading7"/>
+    <w:rsid w:val="001777F3"/>
+    <w:rPr>
+      <w:rFonts w:asciiTheme="majorHAnsi" w:eastAsiaTheme="majorEastAsia" w:hAnsiTheme="majorHAnsi" w:cstheme="minorHAnsi"/>
+      <w:bCs/>
+      <w:sz w:val="24"/>
+      <w:szCs w:val="24"/>
+      <w:u w:val="single"/>
+    </w:rPr>
+  </w:style>
+  <w:style w:type="character" w:customStyle="1" w:styleId="Heading8Char">
+    <w:name w:val="Heading 8 Char"/>
+    <w:basedOn w:val="DefaultParagraphFont"/>
+    <w:link w:val="Heading8"/>
+    <w:rsid w:val="001777F3"/>
+    <w:rPr>
+      <w:rFonts w:asciiTheme="majorHAnsi" w:eastAsiaTheme="majorEastAsia" w:hAnsiTheme="majorHAnsi" w:cstheme="minorHAnsi"/>
+      <w:b/>
+      <w:bCs/>
+      <w:i/>
+      <w:iCs/>
+      <w:kern w:val="28"/>
+      <w:sz w:val="24"/>
+      <w:szCs w:val="24"/>
+    </w:rPr>
+  </w:style>
+  <w:style w:type="character" w:customStyle="1" w:styleId="Heading9Char">
+    <w:name w:val="Heading 9 Char"/>
+    <w:basedOn w:val="DefaultParagraphFont"/>
+    <w:link w:val="Heading9"/>
+    <w:rsid w:val="001777F3"/>
+    <w:rPr>
+      <w:rFonts w:asciiTheme="majorHAnsi" w:eastAsiaTheme="majorEastAsia" w:hAnsiTheme="majorHAnsi" w:cstheme="minorHAnsi"/>
+      <w:i/>
+      <w:iCs/>
+      <w:kern w:val="28"/>
+      <w:sz w:val="24"/>
+      <w:szCs w:val="24"/>
+    </w:rPr>
+  </w:style>
+  <w:style w:type="paragraph" w:styleId="Caption">
+    <w:name w:val="caption"/>
+    <w:basedOn w:val="Normal"/>
+    <w:next w:val="Normal"/>
+    <w:uiPriority w:val="35"/>
+    <w:semiHidden/>
+    <w:unhideWhenUsed/>
+    <w:qFormat/>
+    <w:rsid w:val="001777F3"/>
+    <w:pPr>
+      <w:spacing w:after="200"/>
+    </w:pPr>
+    <w:rPr>
+      <w:rFonts w:eastAsia="Times New Roman"/>
+      <w:i/>
+      <w:iCs/>
+      <w:color w:val="1F497D" w:themeColor="text2"/>
+      <w:szCs w:val="18"/>
+    </w:rPr>
+  </w:style>
+  <w:style w:type="paragraph" w:styleId="Title">
+    <w:name w:val="Title"/>
+    <w:basedOn w:val="NoSpacing"/>
+    <w:next w:val="Normal"/>
+    <w:link w:val="TitleChar"/>
+    <w:uiPriority w:val="10"/>
+    <w:qFormat/>
+    <w:rsid w:val="001777F3"/>
+    <w:rPr>
+      <w:rFonts w:asciiTheme="majorHAnsi" w:eastAsiaTheme="majorEastAsia" w:hAnsiTheme="majorHAnsi" w:cstheme="majorBidi"/>
+      <w:b/>
+      <w:bCs/>
+      <w:spacing w:val="-10"/>
+      <w:kern w:val="28"/>
+      <w:sz w:val="72"/>
+      <w:szCs w:val="72"/>
+    </w:rPr>
+  </w:style>
+  <w:style w:type="character" w:customStyle="1" w:styleId="TitleChar">
+    <w:name w:val="Title Char"/>
+    <w:basedOn w:val="DefaultParagraphFont"/>
+    <w:link w:val="Title"/>
+    <w:uiPriority w:val="10"/>
+    <w:rsid w:val="001777F3"/>
+    <w:rPr>
+      <w:rFonts w:asciiTheme="majorHAnsi" w:eastAsiaTheme="majorEastAsia" w:hAnsiTheme="majorHAnsi" w:cstheme="majorBidi"/>
+      <w:b/>
+      <w:bCs/>
+      <w:spacing w:val="-10"/>
+      <w:kern w:val="28"/>
+      <w:sz w:val="72"/>
+      <w:szCs w:val="72"/>
+    </w:rPr>
+  </w:style>
+  <w:style w:type="character" w:styleId="Strong">
+    <w:name w:val="Strong"/>
+    <w:uiPriority w:val="22"/>
+    <w:qFormat/>
+    <w:rsid w:val="001777F3"/>
+    <w:rPr>
+      <w:b/>
+      <w:bCs/>
+    </w:rPr>
+  </w:style>
+  <w:style w:type="character" w:styleId="Emphasis">
+    <w:name w:val="Emphasis"/>
+    <w:uiPriority w:val="20"/>
+    <w:qFormat/>
+    <w:rsid w:val="001777F3"/>
+    <w:rPr>
+      <w:rFonts w:asciiTheme="minorHAnsi" w:hAnsiTheme="minorHAnsi" w:cstheme="minorHAnsi"/>
+      <w:i/>
+      <w:iCs/>
+      <w:sz w:val="28"/>
+      <w:szCs w:val="28"/>
+    </w:rPr>
+  </w:style>
+  <w:style w:type="paragraph" w:styleId="ListParagraph">
+    <w:name w:val="List Paragraph"/>
+    <w:basedOn w:val="Normal"/>
+    <w:uiPriority w:val="34"/>
+    <w:qFormat/>
+    <w:rsid w:val="001777F3"/>
+    <w:pPr>
+      <w:ind w:left="720"/>
+      <w:contextualSpacing/>
+    </w:pPr>
+    <w:rPr>
+      <w:rFonts w:eastAsia="Times New Roman"/>
+    </w:rPr>
+  </w:style>
+  <w:style w:type="paragraph" w:styleId="Quote">
+    <w:name w:val="Quote"/>
+    <w:basedOn w:val="Normal"/>
+    <w:next w:val="Normal"/>
+    <w:link w:val="QuoteChar"/>
+    <w:uiPriority w:val="29"/>
+    <w:qFormat/>
+    <w:rsid w:val="001777F3"/>
+    <w:pPr>
+      <w:keepLines/>
+      <w:pageBreakBefore/>
+      <w:pBdr>
+        <w:left w:val="single" w:sz="4" w:space="7" w:color="auto"/>
+      </w:pBdr>
+      <w:spacing w:before="120" w:after="120"/>
+      <w:ind w:left="360"/>
+      <w:contextualSpacing/>
+      <w:mirrorIndents/>
+    </w:pPr>
+  </w:style>
+  <w:style w:type="character" w:customStyle="1" w:styleId="QuoteChar">
+    <w:name w:val="Quote Char"/>
+    <w:basedOn w:val="DefaultParagraphFont"/>
+    <w:link w:val="Quote"/>
+    <w:uiPriority w:val="29"/>
+    <w:rsid w:val="001777F3"/>
+    <w:rPr>
+      <w:rFonts w:cstheme="minorHAnsi"/>
+      <w:sz w:val="28"/>
+      <w:szCs w:val="28"/>
+    </w:rPr>
+  </w:style>
+  <w:style w:type="paragraph" w:styleId="IntenseQuote">
+    <w:name w:val="Intense Quote"/>
+    <w:basedOn w:val="Quote"/>
+    <w:next w:val="Normal"/>
+    <w:link w:val="IntenseQuoteChar"/>
+    <w:uiPriority w:val="30"/>
+    <w:qFormat/>
+    <w:rsid w:val="001777F3"/>
+    <w:pPr>
+      <w:pBdr>
+        <w:left w:val="single" w:sz="18" w:space="7" w:color="auto"/>
+      </w:pBdr>
+    </w:pPr>
+    <w:rPr>
+      <w:b/>
+      <w:bCs/>
+    </w:rPr>
+  </w:style>
+  <w:style w:type="character" w:customStyle="1" w:styleId="IntenseQuoteChar">
+    <w:name w:val="Intense Quote Char"/>
+    <w:basedOn w:val="DefaultParagraphFont"/>
+    <w:link w:val="IntenseQuote"/>
+    <w:uiPriority w:val="30"/>
+    <w:rsid w:val="001777F3"/>
+    <w:rPr>
+      <w:rFonts w:cstheme="minorHAnsi"/>
+      <w:b/>
+      <w:bCs/>
+      <w:sz w:val="28"/>
+      <w:szCs w:val="28"/>
+    </w:rPr>
+  </w:style>
+  <w:style w:type="character" w:styleId="SubtleEmphasis">
+    <w:name w:val="Subtle Emphasis"/>
+    <w:basedOn w:val="Emphasis"/>
+    <w:uiPriority w:val="19"/>
+    <w:qFormat/>
+    <w:rsid w:val="001777F3"/>
+    <w:rPr>
+      <w:rFonts w:asciiTheme="minorHAnsi" w:hAnsiTheme="minorHAnsi" w:cs="Calibri Light"/>
+      <w:i/>
+      <w:iCs/>
+      <w:color w:val="7F7F7F" w:themeColor="text1" w:themeTint="80"/>
+      <w:sz w:val="28"/>
+      <w:szCs w:val="28"/>
+    </w:rPr>
+  </w:style>
+  <w:style w:type="character" w:styleId="IntenseEmphasis">
+    <w:name w:val="Intense Emphasis"/>
+    <w:basedOn w:val="Emphasis"/>
+    <w:uiPriority w:val="21"/>
+    <w:qFormat/>
+    <w:rsid w:val="001777F3"/>
+    <w:rPr>
+      <w:rFonts w:asciiTheme="minorHAnsi" w:hAnsiTheme="minorHAnsi" w:cstheme="minorHAnsi"/>
+      <w:b/>
+      <w:bCs/>
+      <w:i/>
+      <w:iCs/>
+      <w:sz w:val="28"/>
+      <w:szCs w:val="28"/>
+    </w:rPr>
+  </w:style>
+  <w:style w:type="character" w:styleId="SubtleReference">
+    <w:name w:val="Subtle Reference"/>
+    <w:uiPriority w:val="31"/>
+    <w:qFormat/>
+    <w:rsid w:val="001777F3"/>
+    <w:rPr>
+      <w:caps/>
+      <w:color w:val="7F7F7F" w:themeColor="text1" w:themeTint="80"/>
+      <w:sz w:val="22"/>
+      <w:szCs w:val="22"/>
+    </w:rPr>
+  </w:style>
+  <w:style w:type="character" w:styleId="IntenseReference">
+    <w:name w:val="Intense Reference"/>
+    <w:basedOn w:val="SubtleReference"/>
+    <w:uiPriority w:val="32"/>
+    <w:qFormat/>
+    <w:rsid w:val="001777F3"/>
+    <w:rPr>
+      <w:b/>
+      <w:bCs/>
+      <w:caps/>
+      <w:color w:val="7F7F7F" w:themeColor="text1" w:themeTint="80"/>
+      <w:sz w:val="22"/>
+      <w:szCs w:val="22"/>
+    </w:rPr>
+  </w:style>
+  <w:style w:type="character" w:styleId="BookTitle">
+    <w:name w:val="Book Title"/>
+    <w:basedOn w:val="DefaultParagraphFont"/>
+    <w:uiPriority w:val="33"/>
+    <w:qFormat/>
+    <w:rsid w:val="001777F3"/>
+    <w:rPr>
+      <w:b/>
+      <w:bCs/>
+      <w:i/>
+      <w:iCs/>
+      <w:spacing w:val="5"/>
     </w:rPr>
   </w:style>
 </w:styles>
